--- a/working prosses(voicebridge).docx
+++ b/working prosses(voicebridge).docx
@@ -510,15 +510,7 @@
         </w:numPr>
       </w:pPr>
       <w:r>
-        <w:t xml:space="preserve">Normal apps send data → server → </w:t>
-      </w:r>
-      <w:proofErr w:type="gramStart"/>
-      <w:r>
-        <w:t>other</w:t>
-      </w:r>
-      <w:proofErr w:type="gramEnd"/>
-      <w:r>
-        <w:t xml:space="preserve"> person</w:t>
+        <w:t>Normal apps send data → server → other person</w:t>
       </w:r>
     </w:p>
     <w:p>
@@ -536,23 +528,7 @@
           <w:b/>
           <w:bCs/>
         </w:rPr>
-        <w:t xml:space="preserve">directly to </w:t>
-      </w:r>
-      <w:proofErr w:type="gramStart"/>
-      <w:r>
-        <w:rPr>
-          <w:b/>
-          <w:bCs/>
-        </w:rPr>
-        <w:t>other</w:t>
-      </w:r>
-      <w:proofErr w:type="gramEnd"/>
-      <w:r>
-        <w:rPr>
-          <w:b/>
-          <w:bCs/>
-        </w:rPr>
-        <w:t xml:space="preserve"> person</w:t>
+        <w:t>directly to other person</w:t>
       </w:r>
     </w:p>
     <w:p>
@@ -1187,13 +1163,8 @@
           <w:numId w:val="11"/>
         </w:numPr>
       </w:pPr>
-      <w:proofErr w:type="gramStart"/>
-      <w:r>
-        <w:t>So</w:t>
-      </w:r>
-      <w:proofErr w:type="gramEnd"/>
-      <w:r>
-        <w:t xml:space="preserve"> </w:t>
+      <w:r>
+        <w:t xml:space="preserve">So </w:t>
       </w:r>
       <w:r>
         <w:rPr>
@@ -3546,15 +3517,7 @@
         </w:numPr>
       </w:pPr>
       <w:r>
-        <w:t xml:space="preserve">Your Peer ID display (share with </w:t>
-      </w:r>
-      <w:proofErr w:type="gramStart"/>
-      <w:r>
-        <w:t>other</w:t>
-      </w:r>
-      <w:proofErr w:type="gramEnd"/>
-      <w:r>
-        <w:t xml:space="preserve"> person)</w:t>
+        <w:t>Your Peer ID display (share with other person)</w:t>
       </w:r>
     </w:p>
     <w:p>
@@ -3565,15 +3528,7 @@
         </w:numPr>
       </w:pPr>
       <w:r>
-        <w:t xml:space="preserve">Input field to enter </w:t>
-      </w:r>
-      <w:proofErr w:type="gramStart"/>
-      <w:r>
-        <w:t>other</w:t>
-      </w:r>
-      <w:proofErr w:type="gramEnd"/>
-      <w:r>
-        <w:t xml:space="preserve"> person's Peer ID</w:t>
+        <w:t>Input field to enter other person's Peer ID</w:t>
       </w:r>
     </w:p>
     <w:p>
@@ -3789,6 +3744,139 @@
       </w:r>
     </w:p>
     <w:p/>
+    <w:p/>
+    <w:p/>
+    <w:p/>
+    <w:p/>
+    <w:p/>
+    <w:p/>
+    <w:p/>
+    <w:p/>
+    <w:p>
+      <w:r>
+        <w:t xml:space="preserve">  Add a </w:t>
+      </w:r>
+      <w:r>
+        <w:rPr>
+          <w:b/>
+          <w:bCs/>
+        </w:rPr>
+        <w:t>timestamp</w:t>
+      </w:r>
+      <w:r>
+        <w:t xml:space="preserve"> next to each caption line </w:t>
+      </w:r>
+    </w:p>
+    <w:p>
+      <w:r>
+        <w:t xml:space="preserve">  Add </w:t>
+      </w:r>
+      <w:r>
+        <w:rPr>
+          <w:b/>
+          <w:bCs/>
+        </w:rPr>
+        <w:t>caption history download</w:t>
+      </w:r>
+      <w:r>
+        <w:t xml:space="preserve"> button (save the conversation) </w:t>
+      </w:r>
+    </w:p>
+    <w:p>
+      <w:r>
+        <w:t xml:space="preserve">  Better </w:t>
+      </w:r>
+      <w:r>
+        <w:rPr>
+          <w:b/>
+          <w:bCs/>
+        </w:rPr>
+        <w:t>error messages</w:t>
+      </w:r>
+      <w:r>
+        <w:t xml:space="preserve"> when mic is denied</w:t>
+      </w:r>
+    </w:p>
+    <w:p/>
+    <w:p/>
+    <w:p>
+      <w:pPr>
+        <w:rPr>
+          <w:b/>
+          <w:bCs/>
+        </w:rPr>
+      </w:pPr>
+      <w:r>
+        <w:rPr>
+          <w:rFonts w:ascii="Segoe UI Emoji" w:hAnsi="Segoe UI Emoji" w:cs="Segoe UI Emoji"/>
+          <w:b/>
+          <w:bCs/>
+        </w:rPr>
+        <w:t>🧠</w:t>
+      </w:r>
+      <w:r>
+        <w:rPr>
+          <w:b/>
+          <w:bCs/>
+        </w:rPr>
+        <w:t xml:space="preserve"> What Does a Backend Actually Do?</w:t>
+      </w:r>
+    </w:p>
+    <w:p>
+      <w:r>
+        <w:t>Think of it like this:</w:t>
+      </w:r>
+    </w:p>
+    <w:p>
+      <w:r>
+        <w:t>User's Browser          Your Backend Server          Database</w:t>
+      </w:r>
+    </w:p>
+    <w:p>
+      <w:r>
+        <w:t xml:space="preserve">     |                         |                         |</w:t>
+      </w:r>
+    </w:p>
+    <w:p>
+      <w:r>
+        <w:t xml:space="preserve">     | --- Login Request ----&gt; |                         |</w:t>
+      </w:r>
+    </w:p>
+    <w:p>
+      <w:r>
+        <w:t xml:space="preserve">     |                         | --- Check User -------&gt; |</w:t>
+      </w:r>
+    </w:p>
+    <w:p>
+      <w:r>
+        <w:t xml:space="preserve">     |                         | &lt;-- User Found -------- |</w:t>
+      </w:r>
+    </w:p>
+    <w:p>
+      <w:r>
+        <w:t xml:space="preserve">     | &lt;-- Token Sent -------- |                         |</w:t>
+      </w:r>
+    </w:p>
+    <w:p>
+      <w:r>
+        <w:t xml:space="preserve">     |                         |                         |</w:t>
+      </w:r>
+    </w:p>
+    <w:p>
+      <w:r>
+        <w:t xml:space="preserve">     | --- Start Call -------&gt; |                         |</w:t>
+      </w:r>
+    </w:p>
+    <w:p>
+      <w:r>
+        <w:t xml:space="preserve">     |                         | --- Save Call Log ----&gt; |</w:t>
+      </w:r>
+    </w:p>
+    <w:p>
+      <w:r>
+        <w:t xml:space="preserve">     | &lt;-- Call Approved ----- |                         |</w:t>
+      </w:r>
+    </w:p>
     <w:sectPr>
       <w:pgSz w:w="11906" w:h="16838"/>
       <w:pgMar w:top="1440" w:right="1440" w:bottom="1440" w:left="1440" w:header="708" w:footer="708" w:gutter="0"/>

--- a/working prosses(voicebridge).docx
+++ b/working prosses(voicebridge).docx
@@ -2,6 +2,273 @@
 <file path=word/document.xml><?xml version="1.0" encoding="utf-8"?>
 <w:document xmlns:wpc="http://schemas.microsoft.com/office/word/2010/wordprocessingCanvas" xmlns:cx="http://schemas.microsoft.com/office/drawing/2014/chartex" xmlns:cx1="http://schemas.microsoft.com/office/drawing/2015/9/8/chartex" xmlns:cx2="http://schemas.microsoft.com/office/drawing/2015/10/21/chartex" xmlns:cx3="http://schemas.microsoft.com/office/drawing/2016/5/9/chartex" xmlns:cx4="http://schemas.microsoft.com/office/drawing/2016/5/10/chartex" xmlns:cx5="http://schemas.microsoft.com/office/drawing/2016/5/11/chartex" xmlns:cx6="http://schemas.microsoft.com/office/drawing/2016/5/12/chartex" xmlns:cx7="http://schemas.microsoft.com/office/drawing/2016/5/13/chartex" xmlns:cx8="http://schemas.microsoft.com/office/drawing/2016/5/14/chartex" xmlns:mc="http://schemas.openxmlformats.org/markup-compatibility/2006" xmlns:aink="http://schemas.microsoft.com/office/drawing/2016/ink" xmlns:am3d="http://schemas.microsoft.com/office/drawing/2017/model3d" xmlns:o="urn:schemas-microsoft-com:office:office" xmlns:oel="http://schemas.microsoft.com/office/2019/extlst" xmlns:r="http://schemas.openxmlformats.org/officeDocument/2006/relationships" xmlns:m="http://schemas.openxmlformats.org/officeDocument/2006/math" xmlns:v="urn:schemas-microsoft-com:vml" xmlns:wp14="http://schemas.microsoft.com/office/word/2010/wordprocessingDrawing" xmlns:wp="http://schemas.openxmlformats.org/drawingml/2006/wordprocessingDrawing" xmlns:w10="urn:schemas-microsoft-com:office:word" xmlns:w="http://schemas.openxmlformats.org/wordprocessingml/2006/main" xmlns:w14="http://schemas.microsoft.com/office/word/2010/wordml" xmlns:w15="http://schemas.microsoft.com/office/word/2012/wordml" xmlns:w16cex="http://schemas.microsoft.com/office/word/2018/wordml/cex" xmlns:w16cid="http://schemas.microsoft.com/office/word/2016/wordml/cid" xmlns:w16="http://schemas.microsoft.com/office/word/2018/wordml" xmlns:w16du="http://schemas.microsoft.com/office/word/2023/wordml/word16du" xmlns:w16sdtdh="http://schemas.microsoft.com/office/word/2020/wordml/sdtdatahash" xmlns:w16sdtfl="http://schemas.microsoft.com/office/word/2024/wordml/sdtformatlock" xmlns:w16se="http://schemas.microsoft.com/office/word/2015/wordml/symex" xmlns:wpg="http://schemas.microsoft.com/office/word/2010/wordprocessingGroup" xmlns:wpi="http://schemas.microsoft.com/office/word/2010/wordprocessingInk" xmlns:wne="http://schemas.microsoft.com/office/word/2006/wordml" xmlns:wps="http://schemas.microsoft.com/office/word/2010/wordprocessingShape" mc:Ignorable="w14 w15 w16se w16cid w16 w16cex w16sdtdh w16sdtfl w16du wp14">
   <w:body>
+    <w:tbl>
+      <w:tblPr>
+        <w:tblW w:w="0" w:type="auto"/>
+        <w:tblCellSpacing w:w="15" w:type="dxa"/>
+        <w:tblCellMar>
+          <w:top w:w="15" w:type="dxa"/>
+          <w:left w:w="15" w:type="dxa"/>
+          <w:bottom w:w="15" w:type="dxa"/>
+          <w:right w:w="15" w:type="dxa"/>
+        </w:tblCellMar>
+        <w:tblLook w:val="04A0" w:firstRow="1" w:lastRow="0" w:firstColumn="1" w:lastColumn="0" w:noHBand="0" w:noVBand="1"/>
+      </w:tblPr>
+      <w:tblGrid>
+        <w:gridCol w:w="3998"/>
+        <w:gridCol w:w="1010"/>
+      </w:tblGrid>
+      <w:tr>
+        <w:trPr>
+          <w:tblHeader/>
+          <w:tblCellSpacing w:w="15" w:type="dxa"/>
+        </w:trPr>
+        <w:tc>
+          <w:tcPr>
+            <w:tcW w:w="0" w:type="auto"/>
+            <w:vAlign w:val="center"/>
+            <w:hideMark/>
+          </w:tcPr>
+          <w:p>
+            <w:pPr>
+              <w:rPr>
+                <w:b/>
+                <w:bCs/>
+              </w:rPr>
+            </w:pPr>
+            <w:r>
+              <w:rPr>
+                <w:b/>
+                <w:bCs/>
+              </w:rPr>
+              <w:t>Step</w:t>
+            </w:r>
+          </w:p>
+        </w:tc>
+        <w:tc>
+          <w:tcPr>
+            <w:tcW w:w="0" w:type="auto"/>
+            <w:vAlign w:val="center"/>
+            <w:hideMark/>
+          </w:tcPr>
+          <w:p>
+            <w:pPr>
+              <w:rPr>
+                <w:b/>
+                <w:bCs/>
+              </w:rPr>
+            </w:pPr>
+            <w:r>
+              <w:rPr>
+                <w:b/>
+                <w:bCs/>
+              </w:rPr>
+              <w:t>Status</w:t>
+            </w:r>
+          </w:p>
+        </w:tc>
+      </w:tr>
+      <w:tr>
+        <w:trPr>
+          <w:tblCellSpacing w:w="15" w:type="dxa"/>
+        </w:trPr>
+        <w:tc>
+          <w:tcPr>
+            <w:tcW w:w="0" w:type="auto"/>
+            <w:vAlign w:val="center"/>
+            <w:hideMark/>
+          </w:tcPr>
+          <w:p>
+            <w:r>
+              <w:t>Created folder structure</w:t>
+            </w:r>
+          </w:p>
+        </w:tc>
+        <w:tc>
+          <w:tcPr>
+            <w:tcW w:w="0" w:type="auto"/>
+            <w:vAlign w:val="center"/>
+            <w:hideMark/>
+          </w:tcPr>
+          <w:p>
+            <w:r>
+              <w:rPr>
+                <w:rFonts w:ascii="Segoe UI Emoji" w:hAnsi="Segoe UI Emoji" w:cs="Segoe UI Emoji"/>
+              </w:rPr>
+              <w:t>✅</w:t>
+            </w:r>
+            <w:r>
+              <w:t xml:space="preserve"> Done</w:t>
+            </w:r>
+          </w:p>
+        </w:tc>
+      </w:tr>
+      <w:tr>
+        <w:trPr>
+          <w:tblCellSpacing w:w="15" w:type="dxa"/>
+        </w:trPr>
+        <w:tc>
+          <w:tcPr>
+            <w:tcW w:w="0" w:type="auto"/>
+            <w:vAlign w:val="center"/>
+            <w:hideMark/>
+          </w:tcPr>
+          <w:p>
+            <w:r>
+              <w:t>Created interview_data.csv (500 rows)</w:t>
+            </w:r>
+          </w:p>
+        </w:tc>
+        <w:tc>
+          <w:tcPr>
+            <w:tcW w:w="0" w:type="auto"/>
+            <w:vAlign w:val="center"/>
+            <w:hideMark/>
+          </w:tcPr>
+          <w:p>
+            <w:r>
+              <w:rPr>
+                <w:rFonts w:ascii="Segoe UI Emoji" w:hAnsi="Segoe UI Emoji" w:cs="Segoe UI Emoji"/>
+              </w:rPr>
+              <w:t>✅</w:t>
+            </w:r>
+            <w:r>
+              <w:t xml:space="preserve"> Done</w:t>
+            </w:r>
+          </w:p>
+        </w:tc>
+      </w:tr>
+      <w:tr>
+        <w:trPr>
+          <w:tblCellSpacing w:w="15" w:type="dxa"/>
+        </w:trPr>
+        <w:tc>
+          <w:tcPr>
+            <w:tcW w:w="0" w:type="auto"/>
+            <w:vAlign w:val="center"/>
+            <w:hideMark/>
+          </w:tcPr>
+          <w:p>
+            <w:r>
+              <w:t>Wrote train_model.py</w:t>
+            </w:r>
+          </w:p>
+        </w:tc>
+        <w:tc>
+          <w:tcPr>
+            <w:tcW w:w="0" w:type="auto"/>
+            <w:vAlign w:val="center"/>
+            <w:hideMark/>
+          </w:tcPr>
+          <w:p>
+            <w:r>
+              <w:rPr>
+                <w:rFonts w:ascii="Segoe UI Emoji" w:hAnsi="Segoe UI Emoji" w:cs="Segoe UI Emoji"/>
+              </w:rPr>
+              <w:t>✅</w:t>
+            </w:r>
+            <w:r>
+              <w:t xml:space="preserve"> Done</w:t>
+            </w:r>
+          </w:p>
+        </w:tc>
+      </w:tr>
+      <w:tr>
+        <w:trPr>
+          <w:tblCellSpacing w:w="15" w:type="dxa"/>
+        </w:trPr>
+        <w:tc>
+          <w:tcPr>
+            <w:tcW w:w="0" w:type="auto"/>
+            <w:vAlign w:val="center"/>
+            <w:hideMark/>
+          </w:tcPr>
+          <w:p>
+            <w:r>
+              <w:t>Installed all libraries</w:t>
+            </w:r>
+          </w:p>
+        </w:tc>
+        <w:tc>
+          <w:tcPr>
+            <w:tcW w:w="0" w:type="auto"/>
+            <w:vAlign w:val="center"/>
+            <w:hideMark/>
+          </w:tcPr>
+          <w:p>
+            <w:r>
+              <w:rPr>
+                <w:rFonts w:ascii="Segoe UI Emoji" w:hAnsi="Segoe UI Emoji" w:cs="Segoe UI Emoji"/>
+              </w:rPr>
+              <w:t>✅</w:t>
+            </w:r>
+            <w:r>
+              <w:t xml:space="preserve"> Done</w:t>
+            </w:r>
+          </w:p>
+        </w:tc>
+      </w:tr>
+      <w:tr>
+        <w:trPr>
+          <w:tblCellSpacing w:w="15" w:type="dxa"/>
+        </w:trPr>
+        <w:tc>
+          <w:tcPr>
+            <w:tcW w:w="0" w:type="auto"/>
+            <w:vAlign w:val="center"/>
+            <w:hideMark/>
+          </w:tcPr>
+          <w:p>
+            <w:r>
+              <w:t>Trained 3 ML models</w:t>
+            </w:r>
+          </w:p>
+        </w:tc>
+        <w:tc>
+          <w:tcPr>
+            <w:tcW w:w="0" w:type="auto"/>
+            <w:vAlign w:val="center"/>
+            <w:hideMark/>
+          </w:tcPr>
+          <w:p>
+            <w:r>
+              <w:rPr>
+                <w:rFonts w:ascii="Segoe UI Emoji" w:hAnsi="Segoe UI Emoji" w:cs="Segoe UI Emoji"/>
+              </w:rPr>
+              <w:t>✅</w:t>
+            </w:r>
+            <w:r>
+              <w:t xml:space="preserve"> Done</w:t>
+            </w:r>
+          </w:p>
+        </w:tc>
+      </w:tr>
+      <w:tr>
+        <w:trPr>
+          <w:tblCellSpacing w:w="15" w:type="dxa"/>
+        </w:trPr>
+        <w:tc>
+          <w:tcPr>
+            <w:tcW w:w="0" w:type="auto"/>
+            <w:vAlign w:val="center"/>
+            <w:hideMark/>
+          </w:tcPr>
+          <w:p>
+            <w:r>
+              <w:t>Saved model.pkl &amp; scaler.pkl</w:t>
+            </w:r>
+          </w:p>
+        </w:tc>
+        <w:tc>
+          <w:tcPr>
+            <w:tcW w:w="0" w:type="auto"/>
+            <w:vAlign w:val="center"/>
+            <w:hideMark/>
+          </w:tcPr>
+          <w:p/>
+        </w:tc>
+      </w:tr>
+    </w:tbl>
     <w:p/>
     <w:p>
       <w:r>
@@ -114,15 +381,7 @@
     </w:p>
     <w:p>
       <w:r>
-        <w:t xml:space="preserve">     └──── </w:t>
-      </w:r>
-      <w:proofErr w:type="spellStart"/>
-      <w:r>
-        <w:t>DataChannel</w:t>
-      </w:r>
-      <w:proofErr w:type="spellEnd"/>
-      <w:r>
-        <w:t xml:space="preserve"> ───────────┘</w:t>
+        <w:t xml:space="preserve">     └──── DataChannel ───────────┘</w:t>
       </w:r>
     </w:p>
     <w:p>
@@ -135,6 +394,7 @@
     <w:p/>
     <w:p>
       <w:r>
+        <w:lastRenderedPageBreak/>
         <w:t>Now I need to do (29-4-26)</w:t>
       </w:r>
     </w:p>
@@ -186,15 +446,7 @@
         <w:t>✅</w:t>
       </w:r>
       <w:r>
-        <w:t xml:space="preserve"> Speed Control and punctuation </w:t>
-      </w:r>
-      <w:proofErr w:type="spellStart"/>
-      <w:r>
-        <w:t>i</w:t>
-      </w:r>
-      <w:proofErr w:type="spellEnd"/>
-      <w:r>
-        <w:t xml:space="preserve"> want but now tell me about copy to clipboard and how to do</w:t>
+        <w:t xml:space="preserve"> Speed Control and punctuation i want but now tell me about copy to clipboard and how to do</w:t>
       </w:r>
     </w:p>
     <w:p>
@@ -215,7 +467,7 @@
     <w:p>
       <w:r>
         <w:pict w14:anchorId="0F9A98DA">
-          <v:rect id="_x0000_i1109" style="width:0;height:1.5pt" o:hralign="center" o:hrstd="t" o:hr="t" fillcolor="#a0a0a0" stroked="f"/>
+          <v:rect id="_x0000_i1025" style="width:0;height:1.5pt" o:hralign="center" o:hrstd="t" o:hr="t" fillcolor="#a0a0a0" stroked="f"/>
         </w:pict>
       </w:r>
     </w:p>
@@ -244,7 +496,6 @@
     </w:p>
     <w:p>
       <w:r>
-        <w:lastRenderedPageBreak/>
         <w:t xml:space="preserve">You want two people to be on an </w:t>
       </w:r>
       <w:r>
@@ -265,15 +516,7 @@
         <w:t>automatically appear as live captions</w:t>
       </w:r>
       <w:r>
-        <w:t xml:space="preserve"> on both screens — just like how </w:t>
-      </w:r>
-      <w:proofErr w:type="spellStart"/>
-      <w:r>
-        <w:t>Nagish</w:t>
-      </w:r>
-      <w:proofErr w:type="spellEnd"/>
-      <w:r>
-        <w:t xml:space="preserve"> works.</w:t>
+        <w:t xml:space="preserve"> on both screens — just like how Nagish works.</w:t>
       </w:r>
     </w:p>
     <w:p>
@@ -306,11 +549,9 @@
           <w:numId w:val="3"/>
         </w:numPr>
       </w:pPr>
-      <w:proofErr w:type="spellStart"/>
       <w:r>
         <w:t>PeerJS</w:t>
       </w:r>
-      <w:proofErr w:type="spellEnd"/>
     </w:p>
     <w:p>
       <w:pPr>
@@ -331,18 +572,13 @@
         </w:numPr>
       </w:pPr>
       <w:r>
-        <w:t xml:space="preserve">WebRTC </w:t>
-      </w:r>
-      <w:proofErr w:type="spellStart"/>
-      <w:r>
-        <w:t>DataChannel</w:t>
-      </w:r>
-      <w:proofErr w:type="spellEnd"/>
+        <w:t>WebRTC DataChannel</w:t>
+      </w:r>
     </w:p>
     <w:p>
       <w:r>
         <w:pict w14:anchorId="38E6A189">
-          <v:rect id="_x0000_i1110" style="width:0;height:1.5pt" o:hralign="center" o:hrstd="t" o:hr="t" fillcolor="#a0a0a0" stroked="f"/>
+          <v:rect id="_x0000_i1026" style="width:0;height:1.5pt" o:hralign="center" o:hrstd="t" o:hr="t" fillcolor="#a0a0a0" stroked="f"/>
         </w:pict>
       </w:r>
     </w:p>
@@ -602,21 +838,12 @@
       <w:r>
         <w:t xml:space="preserve">This initial handshake requires a </w:t>
       </w:r>
-      <w:proofErr w:type="spellStart"/>
-      <w:r>
-        <w:rPr>
-          <w:b/>
-          <w:bCs/>
-        </w:rPr>
-        <w:t>signaling</w:t>
-      </w:r>
-      <w:proofErr w:type="spellEnd"/>
-      <w:r>
-        <w:rPr>
-          <w:b/>
-          <w:bCs/>
-        </w:rPr>
-        <w:t xml:space="preserve"> server</w:t>
+      <w:r>
+        <w:rPr>
+          <w:b/>
+          <w:bCs/>
+        </w:rPr>
+        <w:t>signaling server</w:t>
       </w:r>
     </w:p>
     <w:p>
@@ -633,7 +860,7 @@
     <w:p>
       <w:r>
         <w:pict w14:anchorId="02CFE368">
-          <v:rect id="_x0000_i1111" style="width:0;height:1.5pt" o:hralign="center" o:hrstd="t" o:hr="t" fillcolor="#a0a0a0" stroked="f"/>
+          <v:rect id="_x0000_i1027" style="width:0;height:1.5pt" o:hralign="center" o:hrstd="t" o:hr="t" fillcolor="#a0a0a0" stroked="f"/>
         </w:pict>
       </w:r>
     </w:p>
@@ -657,17 +884,8 @@
           <w:b/>
           <w:bCs/>
         </w:rPr>
-        <w:t xml:space="preserve"> Technology 2 — </w:t>
-      </w:r>
-      <w:proofErr w:type="spellStart"/>
-      <w:r>
-        <w:rPr>
-          <w:b/>
-          <w:bCs/>
-        </w:rPr>
-        <w:t>PeerJS</w:t>
-      </w:r>
-      <w:proofErr w:type="spellEnd"/>
+        <w:t xml:space="preserve"> Technology 2 — PeerJS</w:t>
+      </w:r>
     </w:p>
     <w:p>
       <w:pPr>
@@ -685,13 +903,8 @@
       </w:r>
     </w:p>
     <w:p>
-      <w:proofErr w:type="spellStart"/>
-      <w:r>
-        <w:t>PeerJS</w:t>
-      </w:r>
-      <w:proofErr w:type="spellEnd"/>
-      <w:r>
-        <w:t xml:space="preserve"> is a </w:t>
+      <w:r>
+        <w:t xml:space="preserve">PeerJS is a </w:t>
       </w:r>
       <w:r>
         <w:rPr>
@@ -784,34 +997,10 @@
           <w:b/>
           <w:bCs/>
         </w:rPr>
-        <w:t xml:space="preserve">free </w:t>
-      </w:r>
-      <w:proofErr w:type="spellStart"/>
-      <w:r>
-        <w:rPr>
-          <w:b/>
-          <w:bCs/>
-        </w:rPr>
-        <w:t>signaling</w:t>
-      </w:r>
-      <w:proofErr w:type="spellEnd"/>
-      <w:r>
-        <w:rPr>
-          <w:b/>
-          <w:bCs/>
-        </w:rPr>
-        <w:t xml:space="preserve"> server</w:t>
-      </w:r>
-      <w:r>
-        <w:t xml:space="preserve"> (</w:t>
-      </w:r>
-      <w:proofErr w:type="spellStart"/>
-      <w:r>
-        <w:t>PeerJS</w:t>
-      </w:r>
-      <w:proofErr w:type="spellEnd"/>
-      <w:r>
-        <w:t xml:space="preserve"> Cloud) so you don't need to build one immediately</w:t>
+        <w:t>free signaling server</w:t>
+      </w:r>
+      <w:r>
+        <w:t xml:space="preserve"> (PeerJS Cloud) so you don't need to build one immediately</w:t>
       </w:r>
     </w:p>
     <w:p>
@@ -886,13 +1075,8 @@
           <w:numId w:val="8"/>
         </w:numPr>
       </w:pPr>
-      <w:proofErr w:type="spellStart"/>
-      <w:r>
-        <w:t>PeerJS</w:t>
-      </w:r>
-      <w:proofErr w:type="spellEnd"/>
-      <w:r>
-        <w:t xml:space="preserve"> handles the handshake → </w:t>
+      <w:r>
+        <w:t xml:space="preserve">PeerJS handles the handshake → </w:t>
       </w:r>
       <w:r>
         <w:rPr>
@@ -964,7 +1148,7 @@
     <w:p>
       <w:r>
         <w:pict w14:anchorId="7C53D010">
-          <v:rect id="_x0000_i1112" style="width:0;height:1.5pt" o:hralign="center" o:hrstd="t" o:hr="t" fillcolor="#a0a0a0" stroked="f"/>
+          <v:rect id="_x0000_i1028" style="width:0;height:1.5pt" o:hralign="center" o:hrstd="t" o:hr="t" fillcolor="#a0a0a0" stroked="f"/>
         </w:pict>
       </w:r>
     </w:p>
@@ -1104,13 +1288,8 @@
         <w:t>sent to the other person</w:t>
       </w:r>
       <w:r>
-        <w:t xml:space="preserve"> via </w:t>
-      </w:r>
-      <w:proofErr w:type="spellStart"/>
-      <w:r>
-        <w:t>DataChannel</w:t>
-      </w:r>
-      <w:proofErr w:type="spellEnd"/>
+        <w:t xml:space="preserve"> via DataChannel</w:t>
+      </w:r>
     </w:p>
     <w:p>
       <w:pPr>
@@ -1273,7 +1452,7 @@
     <w:p>
       <w:r>
         <w:pict w14:anchorId="3661FA5D">
-          <v:rect id="_x0000_i1113" style="width:0;height:1.5pt" o:hralign="center" o:hrstd="t" o:hr="t" fillcolor="#a0a0a0" stroked="f"/>
+          <v:rect id="_x0000_i1029" style="width:0;height:1.5pt" o:hralign="center" o:hrstd="t" o:hr="t" fillcolor="#a0a0a0" stroked="f"/>
         </w:pict>
       </w:r>
     </w:p>
@@ -1297,17 +1476,8 @@
           <w:b/>
           <w:bCs/>
         </w:rPr>
-        <w:t xml:space="preserve"> Technology 4 — WebRTC </w:t>
-      </w:r>
-      <w:proofErr w:type="spellStart"/>
-      <w:r>
-        <w:rPr>
-          <w:b/>
-          <w:bCs/>
-        </w:rPr>
-        <w:t>DataChannel</w:t>
-      </w:r>
-      <w:proofErr w:type="spellEnd"/>
+        <w:t xml:space="preserve"> Technology 4 — WebRTC DataChannel</w:t>
+      </w:r>
     </w:p>
     <w:p>
       <w:pPr>
@@ -1325,13 +1495,8 @@
       </w:r>
     </w:p>
     <w:p>
-      <w:proofErr w:type="spellStart"/>
-      <w:r>
-        <w:t>DataChannel</w:t>
-      </w:r>
-      <w:proofErr w:type="spellEnd"/>
-      <w:r>
-        <w:t xml:space="preserve"> is a feature of WebRTC that lets you send </w:t>
+      <w:r>
+        <w:t xml:space="preserve">DataChannel is a feature of WebRTC that lets you send </w:t>
       </w:r>
       <w:r>
         <w:rPr>
@@ -1444,13 +1609,8 @@
           <w:numId w:val="14"/>
         </w:numPr>
       </w:pPr>
-      <w:proofErr w:type="spellStart"/>
-      <w:r>
-        <w:t>DataChannel</w:t>
-      </w:r>
-      <w:proofErr w:type="spellEnd"/>
-      <w:r>
-        <w:t xml:space="preserve"> is </w:t>
+      <w:r>
+        <w:t xml:space="preserve">DataChannel is </w:t>
       </w:r>
       <w:r>
         <w:rPr>
@@ -1512,13 +1672,8 @@
     </w:p>
     <w:p>
       <w:r>
-        <w:t xml:space="preserve">        → Caption text sent via </w:t>
-      </w:r>
-      <w:proofErr w:type="spellStart"/>
-      <w:r>
-        <w:t>DataChannel</w:t>
-      </w:r>
-      <w:proofErr w:type="spellEnd"/>
+        <w:t xml:space="preserve">        → Caption text sent via DataChannel</w:t>
+      </w:r>
     </w:p>
     <w:p>
       <w:r>
@@ -1548,7 +1703,7 @@
     <w:p>
       <w:r>
         <w:pict w14:anchorId="67CE98A0">
-          <v:rect id="_x0000_i1114" style="width:0;height:1.5pt" o:hralign="center" o:hrstd="t" o:hr="t" fillcolor="#a0a0a0" stroked="f"/>
+          <v:rect id="_x0000_i1030" style="width:0;height:1.5pt" o:hralign="center" o:hrstd="t" o:hr="t" fillcolor="#a0a0a0" stroked="f"/>
         </w:pict>
       </w:r>
     </w:p>
@@ -1578,7 +1733,7 @@
     <w:p>
       <w:r>
         <w:pict w14:anchorId="7BC21FF7">
-          <v:rect id="_x0000_i1115" style="width:0;height:1.5pt" o:hralign="center" o:hrstd="t" o:hr="t" fillcolor="#a0a0a0" stroked="f"/>
+          <v:rect id="_x0000_i1031" style="width:0;height:1.5pt" o:hralign="center" o:hrstd="t" o:hr="t" fillcolor="#a0a0a0" stroked="f"/>
         </w:pict>
       </w:r>
     </w:p>
@@ -1644,15 +1799,7 @@
         <w:t>microphone</w:t>
       </w:r>
       <w:r>
-        <w:t xml:space="preserve"> using the browser's </w:t>
-      </w:r>
-      <w:proofErr w:type="spellStart"/>
-      <w:r>
-        <w:t>MediaDevices</w:t>
-      </w:r>
-      <w:proofErr w:type="spellEnd"/>
-      <w:r>
-        <w:t xml:space="preserve"> API</w:t>
+        <w:t xml:space="preserve"> using the browser's MediaDevices API</w:t>
       </w:r>
     </w:p>
     <w:p>
@@ -1665,7 +1812,6 @@
       <w:r>
         <w:t xml:space="preserve">This gives you a </w:t>
       </w:r>
-      <w:proofErr w:type="spellStart"/>
       <w:r>
         <w:rPr>
           <w:b/>
@@ -1673,7 +1819,6 @@
         </w:rPr>
         <w:t>MediaStream</w:t>
       </w:r>
-      <w:proofErr w:type="spellEnd"/>
       <w:r>
         <w:t xml:space="preserve"> object (the audio)</w:t>
       </w:r>
@@ -1686,15 +1831,7 @@
         </w:numPr>
       </w:pPr>
       <w:r>
-        <w:t xml:space="preserve">You pass this stream to </w:t>
-      </w:r>
-      <w:proofErr w:type="spellStart"/>
-      <w:r>
-        <w:t>PeerJS</w:t>
-      </w:r>
-      <w:proofErr w:type="spellEnd"/>
-      <w:r>
-        <w:t xml:space="preserve"> when making or receiving a call</w:t>
+        <w:t>You pass this stream to PeerJS when making or receiving a call</w:t>
       </w:r>
     </w:p>
     <w:p>
@@ -1704,13 +1841,8 @@
           <w:numId w:val="15"/>
         </w:numPr>
       </w:pPr>
-      <w:proofErr w:type="spellStart"/>
-      <w:r>
-        <w:t>PeerJS</w:t>
-      </w:r>
-      <w:proofErr w:type="spellEnd"/>
-      <w:r>
-        <w:t xml:space="preserve"> sends that stream to the other peer</w:t>
+      <w:r>
+        <w:t>PeerJS sends that stream to the other peer</w:t>
       </w:r>
     </w:p>
     <w:p>
@@ -1805,13 +1937,8 @@
           <w:numId w:val="16"/>
         </w:numPr>
       </w:pPr>
-      <w:proofErr w:type="spellStart"/>
-      <w:r>
-        <w:t>PeerJS</w:t>
-      </w:r>
-      <w:proofErr w:type="spellEnd"/>
-      <w:r>
-        <w:t xml:space="preserve"> connects them</w:t>
+      <w:r>
+        <w:t>PeerJS connects them</w:t>
       </w:r>
     </w:p>
     <w:p>
@@ -1870,7 +1997,7 @@
     <w:p>
       <w:r>
         <w:pict w14:anchorId="615151DF">
-          <v:rect id="_x0000_i1116" style="width:0;height:1.5pt" o:hralign="center" o:hrstd="t" o:hr="t" fillcolor="#a0a0a0" stroked="f"/>
+          <v:rect id="_x0000_i1032" style="width:0;height:1.5pt" o:hralign="center" o:hrstd="t" o:hr="t" fillcolor="#a0a0a0" stroked="f"/>
         </w:pict>
       </w:r>
     </w:p>
@@ -1998,23 +2125,7 @@
           <w:b/>
           <w:bCs/>
         </w:rPr>
-        <w:t xml:space="preserve">Important </w:t>
-      </w:r>
-      <w:proofErr w:type="spellStart"/>
-      <w:r>
-        <w:rPr>
-          <w:b/>
-          <w:bCs/>
-        </w:rPr>
-        <w:t>behavior</w:t>
-      </w:r>
-      <w:proofErr w:type="spellEnd"/>
-      <w:r>
-        <w:rPr>
-          <w:b/>
-          <w:bCs/>
-        </w:rPr>
-        <w:t>:</w:t>
+        <w:t>Important behavior:</w:t>
       </w:r>
     </w:p>
     <w:p>
@@ -2108,18 +2219,13 @@
         <w:t>their device</w:t>
       </w:r>
       <w:r>
-        <w:t xml:space="preserve"> via </w:t>
-      </w:r>
-      <w:proofErr w:type="spellStart"/>
-      <w:r>
-        <w:t>DataChannel</w:t>
-      </w:r>
-      <w:proofErr w:type="spellEnd"/>
+        <w:t xml:space="preserve"> via DataChannel</w:t>
+      </w:r>
     </w:p>
     <w:p>
       <w:r>
         <w:pict w14:anchorId="07BEBDB1">
-          <v:rect id="_x0000_i1117" style="width:0;height:1.5pt" o:hralign="center" o:hrstd="t" o:hr="t" fillcolor="#a0a0a0" stroked="f"/>
+          <v:rect id="_x0000_i1033" style="width:0;height:1.5pt" o:hralign="center" o:hrstd="t" o:hr="t" fillcolor="#a0a0a0" stroked="f"/>
         </w:pict>
       </w:r>
     </w:p>
@@ -2227,15 +2333,7 @@
         </w:numPr>
       </w:pPr>
       <w:r>
-        <w:t xml:space="preserve">Interim text can be shown in a lighter </w:t>
-      </w:r>
-      <w:proofErr w:type="spellStart"/>
-      <w:r>
-        <w:t>color</w:t>
-      </w:r>
-      <w:proofErr w:type="spellEnd"/>
-      <w:r>
-        <w:t xml:space="preserve"> or italic</w:t>
+        <w:t>Interim text can be shown in a lighter color or italic</w:t>
       </w:r>
     </w:p>
     <w:p>
@@ -2255,23 +2353,7 @@
           <w:b/>
           <w:bCs/>
         </w:rPr>
-        <w:t xml:space="preserve">Caption display </w:t>
-      </w:r>
-      <w:proofErr w:type="spellStart"/>
-      <w:r>
-        <w:rPr>
-          <w:b/>
-          <w:bCs/>
-        </w:rPr>
-        <w:t>behavior</w:t>
-      </w:r>
-      <w:proofErr w:type="spellEnd"/>
-      <w:r>
-        <w:rPr>
-          <w:b/>
-          <w:bCs/>
-        </w:rPr>
-        <w:t>:</w:t>
+        <w:t>Caption display behavior:</w:t>
       </w:r>
     </w:p>
     <w:p>
@@ -2394,7 +2476,7 @@
     <w:p>
       <w:r>
         <w:pict w14:anchorId="3B7FF56F">
-          <v:rect id="_x0000_i1118" style="width:0;height:1.5pt" o:hralign="center" o:hrstd="t" o:hr="t" fillcolor="#a0a0a0" stroked="f"/>
+          <v:rect id="_x0000_i1034" style="width:0;height:1.5pt" o:hralign="center" o:hrstd="t" o:hr="t" fillcolor="#a0a0a0" stroked="f"/>
         </w:pict>
       </w:r>
     </w:p>
@@ -2448,23 +2530,7 @@
           <w:b/>
           <w:bCs/>
         </w:rPr>
-        <w:t xml:space="preserve">Setting up the </w:t>
-      </w:r>
-      <w:proofErr w:type="spellStart"/>
-      <w:r>
-        <w:rPr>
-          <w:b/>
-          <w:bCs/>
-        </w:rPr>
-        <w:t>DataChannel</w:t>
-      </w:r>
-      <w:proofErr w:type="spellEnd"/>
-      <w:r>
-        <w:rPr>
-          <w:b/>
-          <w:bCs/>
-        </w:rPr>
-        <w:t>:</w:t>
+        <w:t>Setting up the DataChannel:</w:t>
       </w:r>
     </w:p>
     <w:p>
@@ -2475,17 +2541,8 @@
         </w:numPr>
       </w:pPr>
       <w:r>
-        <w:t xml:space="preserve">When a call is established via </w:t>
-      </w:r>
-      <w:proofErr w:type="spellStart"/>
-      <w:r>
-        <w:t>PeerJS</w:t>
-      </w:r>
-      <w:proofErr w:type="spellEnd"/>
-      <w:r>
-        <w:t xml:space="preserve">, you also open a </w:t>
-      </w:r>
-      <w:proofErr w:type="spellStart"/>
+        <w:t xml:space="preserve">When a call is established via PeerJS, you also open a </w:t>
+      </w:r>
       <w:r>
         <w:rPr>
           <w:b/>
@@ -2493,7 +2550,6 @@
         </w:rPr>
         <w:t>DataChannel</w:t>
       </w:r>
-      <w:proofErr w:type="spellEnd"/>
       <w:r>
         <w:t xml:space="preserve"> on the same connection</w:t>
       </w:r>
@@ -2622,13 +2678,8 @@
         </w:numPr>
       </w:pPr>
       <w:r>
-        <w:t xml:space="preserve">The other peer listens for incoming data on the </w:t>
-      </w:r>
-      <w:proofErr w:type="spellStart"/>
-      <w:r>
-        <w:t>DataChannel</w:t>
-      </w:r>
-      <w:proofErr w:type="spellEnd"/>
+        <w:t>The other peer listens for incoming data on the DataChannel</w:t>
+      </w:r>
     </w:p>
     <w:p>
       <w:pPr>
@@ -2679,13 +2730,8 @@
           <w:numId w:val="27"/>
         </w:numPr>
       </w:pPr>
-      <w:proofErr w:type="spellStart"/>
-      <w:r>
-        <w:t>DataChannel</w:t>
-      </w:r>
-      <w:proofErr w:type="spellEnd"/>
-      <w:r>
-        <w:t xml:space="preserve"> is very fast (usually under 100ms)</w:t>
+      <w:r>
+        <w:t>DataChannel is very fast (usually under 100ms)</w:t>
       </w:r>
     </w:p>
     <w:p>
@@ -2723,7 +2769,7 @@
     <w:p>
       <w:r>
         <w:pict w14:anchorId="36F77DC3">
-          <v:rect id="_x0000_i1119" style="width:0;height:1.5pt" o:hralign="center" o:hrstd="t" o:hr="t" fillcolor="#a0a0a0" stroked="f"/>
+          <v:rect id="_x0000_i1035" style="width:0;height:1.5pt" o:hralign="center" o:hrstd="t" o:hr="t" fillcolor="#a0a0a0" stroked="f"/>
         </w:pict>
       </w:r>
     </w:p>
@@ -2994,7 +3040,7 @@
     <w:p>
       <w:r>
         <w:pict w14:anchorId="4FA084E5">
-          <v:rect id="_x0000_i1120" style="width:0;height:1.5pt" o:hralign="center" o:hrstd="t" o:hr="t" fillcolor="#a0a0a0" stroked="f"/>
+          <v:rect id="_x0000_i1036" style="width:0;height:1.5pt" o:hralign="center" o:hrstd="t" o:hr="t" fillcolor="#a0a0a0" stroked="f"/>
         </w:pict>
       </w:r>
     </w:p>
@@ -3044,13 +3090,8 @@
     </w:p>
     <w:p>
       <w:r>
-        <w:t xml:space="preserve">transcribes                         </w:t>
-      </w:r>
-      <w:proofErr w:type="spellStart"/>
-      <w:r>
-        <w:t>transcribes</w:t>
-      </w:r>
-      <w:proofErr w:type="spellEnd"/>
+        <w:t>transcribes                         transcribes</w:t>
+      </w:r>
     </w:p>
     <w:p>
       <w:r>
@@ -3064,15 +3105,7 @@
     </w:p>
     <w:p>
       <w:r>
-        <w:t xml:space="preserve">    ↓           </w:t>
-      </w:r>
-      <w:proofErr w:type="spellStart"/>
-      <w:r>
-        <w:t>DataChannel</w:t>
-      </w:r>
-      <w:proofErr w:type="spellEnd"/>
-      <w:r>
-        <w:t xml:space="preserve">             ↓</w:t>
+        <w:t xml:space="preserve">    ↓           DataChannel             ↓</w:t>
       </w:r>
     </w:p>
     <w:p>
@@ -3116,13 +3149,8 @@
     </w:p>
     <w:p>
       <w:r>
-        <w:t xml:space="preserve">                  </w:t>
-      </w:r>
-      <w:proofErr w:type="spellStart"/>
-      <w:r>
-        <w:t>DataChannel</w:t>
-      </w:r>
-      <w:proofErr w:type="spellEnd"/>
+        <w:t xml:space="preserve">                  DataChannel</w:t>
+      </w:r>
     </w:p>
     <w:p/>
     <w:p>
@@ -3133,7 +3161,7 @@
     <w:p>
       <w:r>
         <w:pict w14:anchorId="5C1723F9">
-          <v:rect id="_x0000_i1121" style="width:0;height:1.5pt" o:hralign="center" o:hrstd="t" o:hr="t" fillcolor="#a0a0a0" stroked="f"/>
+          <v:rect id="_x0000_i1037" style="width:0;height:1.5pt" o:hralign="center" o:hrstd="t" o:hr="t" fillcolor="#a0a0a0" stroked="f"/>
         </w:pict>
       </w:r>
     </w:p>
@@ -3193,15 +3221,7 @@
         <w:t>Peer connection logic</w:t>
       </w:r>
       <w:r>
-        <w:t xml:space="preserve"> — using </w:t>
-      </w:r>
-      <w:proofErr w:type="spellStart"/>
-      <w:r>
-        <w:t>PeerJS</w:t>
-      </w:r>
-      <w:proofErr w:type="spellEnd"/>
-      <w:r>
-        <w:t xml:space="preserve"> to connect two users</w:t>
+        <w:t xml:space="preserve"> — using PeerJS to connect two users</w:t>
       </w:r>
     </w:p>
     <w:p>
@@ -3247,21 +3267,12 @@
           <w:numId w:val="28"/>
         </w:numPr>
       </w:pPr>
-      <w:proofErr w:type="spellStart"/>
-      <w:r>
-        <w:rPr>
-          <w:b/>
-          <w:bCs/>
-        </w:rPr>
-        <w:t>DataChannel</w:t>
-      </w:r>
-      <w:proofErr w:type="spellEnd"/>
-      <w:r>
-        <w:rPr>
-          <w:b/>
-          <w:bCs/>
-        </w:rPr>
-        <w:t xml:space="preserve"> setup</w:t>
+      <w:r>
+        <w:rPr>
+          <w:b/>
+          <w:bCs/>
+        </w:rPr>
+        <w:t>DataChannel setup</w:t>
       </w:r>
       <w:r>
         <w:t xml:space="preserve"> — open alongside the call for text data</w:t>
@@ -3288,7 +3299,7 @@
     <w:p>
       <w:r>
         <w:pict w14:anchorId="7ECBFF0A">
-          <v:rect id="_x0000_i1122" style="width:0;height:1.5pt" o:hralign="center" o:hrstd="t" o:hr="t" fillcolor="#a0a0a0" stroked="f"/>
+          <v:rect id="_x0000_i1038" style="width:0;height:1.5pt" o:hralign="center" o:hrstd="t" o:hr="t" fillcolor="#a0a0a0" stroked="f"/>
         </w:pict>
       </w:r>
     </w:p>
@@ -3372,17 +3383,8 @@
           <w:b/>
           <w:bCs/>
         </w:rPr>
-        <w:t xml:space="preserve">set up </w:t>
-      </w:r>
-      <w:proofErr w:type="spellStart"/>
-      <w:r>
-        <w:rPr>
-          <w:b/>
-          <w:bCs/>
-        </w:rPr>
-        <w:t>DataChannel</w:t>
-      </w:r>
-      <w:proofErr w:type="spellEnd"/>
+        <w:t>set up DataChannel</w:t>
+      </w:r>
       <w:r>
         <w:t xml:space="preserve"> and send that text to the other tab</w:t>
       </w:r>
@@ -3426,13 +3428,8 @@
         <w:t>test with another device</w:t>
       </w:r>
       <w:r>
-        <w:t xml:space="preserve"> on the same </w:t>
-      </w:r>
-      <w:proofErr w:type="spellStart"/>
-      <w:r>
-        <w:t>WiFi</w:t>
-      </w:r>
-      <w:proofErr w:type="spellEnd"/>
+        <w:t xml:space="preserve"> on the same WiFi</w:t>
+      </w:r>
     </w:p>
     <w:p>
       <w:pPr>
@@ -3610,17 +3607,8 @@
           <w:b/>
           <w:bCs/>
         </w:rPr>
-        <w:t xml:space="preserve">4. </w:t>
-      </w:r>
-      <w:proofErr w:type="spellStart"/>
-      <w:r>
-        <w:rPr>
-          <w:b/>
-          <w:bCs/>
-        </w:rPr>
-        <w:t>PeerJS</w:t>
-      </w:r>
-      <w:proofErr w:type="spellEnd"/>
+        <w:t>4. PeerJS</w:t>
+      </w:r>
       <w:r>
         <w:t xml:space="preserve"> — Added via CDN in your HTML</w:t>
       </w:r>
@@ -3628,7 +3616,7 @@
     <w:p>
       <w:r>
         <w:pict w14:anchorId="74B90F19">
-          <v:rect id="_x0000_i1143" style="width:0;height:1.5pt" o:hralign="center" o:hrstd="t" o:hr="t" fillcolor="#a0a0a0" stroked="f"/>
+          <v:rect id="_x0000_i1039" style="width:0;height:1.5pt" o:hralign="center" o:hrstd="t" o:hr="t" fillcolor="#a0a0a0" stroked="f"/>
         </w:pict>
       </w:r>
     </w:p>
@@ -3688,15 +3676,7 @@
         <w:t>Step 2</w:t>
       </w:r>
       <w:r>
-        <w:t xml:space="preserve"> → </w:t>
-      </w:r>
-      <w:proofErr w:type="spellStart"/>
-      <w:r>
-        <w:t>PeerJS</w:t>
-      </w:r>
-      <w:proofErr w:type="spellEnd"/>
-      <w:r>
-        <w:t xml:space="preserve"> connection + audio call</w:t>
+        <w:t xml:space="preserve"> → PeerJS connection + audio call</w:t>
       </w:r>
     </w:p>
     <w:p>
@@ -3732,15 +3712,7 @@
         <w:t>Step 4</w:t>
       </w:r>
       <w:r>
-        <w:t xml:space="preserve"> → </w:t>
-      </w:r>
-      <w:proofErr w:type="spellStart"/>
-      <w:r>
-        <w:t>DataChannel</w:t>
-      </w:r>
-      <w:proofErr w:type="spellEnd"/>
-      <w:r>
-        <w:t xml:space="preserve"> + live captions</w:t>
+        <w:t xml:space="preserve"> → DataChannel + live captions</w:t>
       </w:r>
     </w:p>
     <w:p/>
@@ -3877,6 +3849,2891 @@
         <w:t xml:space="preserve">     | &lt;-- Call Approved ----- |                         |</w:t>
       </w:r>
     </w:p>
+    <w:p/>
+    <w:p/>
+    <w:p/>
+    <w:p/>
+    <w:p/>
+    <w:p/>
+    <w:p/>
+    <w:p/>
+    <w:p/>
+    <w:p/>
+    <w:p/>
+    <w:p>
+      <w:r>
+        <w:rPr>
+          <w:noProof/>
+        </w:rPr>
+        <w:drawing>
+          <wp:inline distT="0" distB="0" distL="0" distR="0" wp14:anchorId="645D00C5" wp14:editId="0AC76092">
+            <wp:extent cx="5731510" cy="4888865"/>
+            <wp:effectExtent l="0" t="0" r="0" b="0"/>
+            <wp:docPr id="94149504" name="Graphic 1"/>
+            <wp:cNvGraphicFramePr>
+              <a:graphicFrameLocks xmlns:a="http://schemas.openxmlformats.org/drawingml/2006/main" noChangeAspect="1"/>
+            </wp:cNvGraphicFramePr>
+            <a:graphic xmlns:a="http://schemas.openxmlformats.org/drawingml/2006/main">
+              <a:graphicData uri="http://schemas.openxmlformats.org/drawingml/2006/picture">
+                <pic:pic xmlns:pic="http://schemas.openxmlformats.org/drawingml/2006/picture">
+                  <pic:nvPicPr>
+                    <pic:cNvPr id="94149504" name=""/>
+                    <pic:cNvPicPr/>
+                  </pic:nvPicPr>
+                  <pic:blipFill>
+                    <a:blip r:embed="rId5">
+                      <a:extLst>
+                        <a:ext uri="{96DAC541-7B7A-43D3-8B79-37D633B846F1}">
+                          <asvg:svgBlip xmlns:asvg="http://schemas.microsoft.com/office/drawing/2016/SVG/main" r:embed="rId6"/>
+                        </a:ext>
+                      </a:extLst>
+                    </a:blip>
+                    <a:stretch>
+                      <a:fillRect/>
+                    </a:stretch>
+                  </pic:blipFill>
+                  <pic:spPr>
+                    <a:xfrm>
+                      <a:off x="0" y="0"/>
+                      <a:ext cx="5731510" cy="4888865"/>
+                    </a:xfrm>
+                    <a:prstGeom prst="rect">
+                      <a:avLst/>
+                    </a:prstGeom>
+                  </pic:spPr>
+                </pic:pic>
+              </a:graphicData>
+            </a:graphic>
+          </wp:inline>
+        </w:drawing>
+      </w:r>
+    </w:p>
+    <w:p>
+      <w:pPr>
+        <w:rPr>
+          <w:b/>
+          <w:bCs/>
+        </w:rPr>
+      </w:pPr>
+      <w:r>
+        <w:rPr>
+          <w:b/>
+          <w:bCs/>
+        </w:rPr>
+        <w:t>Step 1 — Install Python tools</w:t>
+      </w:r>
+    </w:p>
+    <w:p>
+      <w:r>
+        <w:t>Open your terminal (Command Prompt or VS Code terminal):</w:t>
+      </w:r>
+    </w:p>
+    <w:p>
+      <w:r>
+        <w:t>bash</w:t>
+      </w:r>
+    </w:p>
+    <w:p>
+      <w:r>
+        <w:t>pip install flask flask-cors flask-sqlalchemy flask-bcrypt flask-jwt-extended anthropic python-dotenv</w:t>
+      </w:r>
+    </w:p>
+    <w:p>
+      <w:r>
+        <w:pict w14:anchorId="2605BE47">
+          <v:rect id="_x0000_i1040" style="width:0;height:1.5pt" o:hralign="center" o:hrstd="t" o:hr="t" fillcolor="#a0a0a0" stroked="f"/>
+        </w:pict>
+      </w:r>
+    </w:p>
+    <w:p>
+      <w:pPr>
+        <w:rPr>
+          <w:b/>
+          <w:bCs/>
+        </w:rPr>
+      </w:pPr>
+      <w:r>
+        <w:rPr>
+          <w:b/>
+          <w:bCs/>
+        </w:rPr>
+        <w:t>Step 2 — Create the folder structure</w:t>
+      </w:r>
+    </w:p>
+    <w:p>
+      <w:r>
+        <w:t>voicebridge/</w:t>
+      </w:r>
+    </w:p>
+    <w:p>
+      <w:r>
+        <w:t xml:space="preserve">  backend/</w:t>
+      </w:r>
+    </w:p>
+    <w:p>
+      <w:r>
+        <w:t xml:space="preserve">    routes/</w:t>
+      </w:r>
+    </w:p>
+    <w:p>
+      <w:r>
+        <w:t xml:space="preserve">      __init__.py      ← empty file</w:t>
+      </w:r>
+    </w:p>
+    <w:p>
+      <w:r>
+        <w:t xml:space="preserve">      auth.py</w:t>
+      </w:r>
+    </w:p>
+    <w:p>
+      <w:r>
+        <w:t xml:space="preserve">      chat.py</w:t>
+      </w:r>
+    </w:p>
+    <w:p>
+      <w:r>
+        <w:t xml:space="preserve">      calls.py</w:t>
+      </w:r>
+    </w:p>
+    <w:p>
+      <w:r>
+        <w:t xml:space="preserve">      reports.py</w:t>
+      </w:r>
+    </w:p>
+    <w:p>
+      <w:r>
+        <w:t xml:space="preserve">    models.py</w:t>
+      </w:r>
+    </w:p>
+    <w:p>
+      <w:r>
+        <w:t xml:space="preserve">    main.py</w:t>
+      </w:r>
+    </w:p>
+    <w:p>
+      <w:r>
+        <w:t xml:space="preserve">    .env</w:t>
+      </w:r>
+    </w:p>
+    <w:p>
+      <w:r>
+        <w:t xml:space="preserve">    requirements.txt</w:t>
+      </w:r>
+    </w:p>
+    <w:p>
+      <w:r>
+        <w:t xml:space="preserve">  frontend/</w:t>
+      </w:r>
+    </w:p>
+    <w:p>
+      <w:r>
+        <w:t xml:space="preserve">    index.html         ← your existing file</w:t>
+      </w:r>
+    </w:p>
+    <w:p>
+      <w:r>
+        <w:t xml:space="preserve">    style.css</w:t>
+      </w:r>
+    </w:p>
+    <w:p>
+      <w:r>
+        <w:t xml:space="preserve">    new.js</w:t>
+      </w:r>
+    </w:p>
+    <w:p>
+      <w:r>
+        <w:pict w14:anchorId="45616835">
+          <v:rect id="_x0000_i1041" style="width:0;height:1.5pt" o:hralign="center" o:hrstd="t" o:hr="t" fillcolor="#a0a0a0" stroked="f"/>
+        </w:pict>
+      </w:r>
+    </w:p>
+    <w:p>
+      <w:pPr>
+        <w:rPr>
+          <w:b/>
+          <w:bCs/>
+        </w:rPr>
+      </w:pPr>
+      <w:r>
+        <w:rPr>
+          <w:b/>
+          <w:bCs/>
+        </w:rPr>
+        <w:t>Step 3 — .env file</w:t>
+      </w:r>
+    </w:p>
+    <w:p>
+      <w:r>
+        <w:t>SECRET_KEY=any_long_random_string_here</w:t>
+      </w:r>
+    </w:p>
+    <w:p>
+      <w:r>
+        <w:t>JWT_SECRET_KEY=another_long_random_string</w:t>
+      </w:r>
+    </w:p>
+    <w:p>
+      <w:r>
+        <w:t>ANTHROPIC_API_KEY=your_anthropic_key_here</w:t>
+      </w:r>
+    </w:p>
+    <w:p>
+      <w:r>
+        <w:t>DATABASE_URL=sqlite:///voicebridge.db</w:t>
+      </w:r>
+    </w:p>
+    <w:p>
+      <w:r>
+        <w:t>Use SQLite for now — it's a simple file, no setup needed.</w:t>
+      </w:r>
+    </w:p>
+    <w:p>
+      <w:r>
+        <w:pict w14:anchorId="44E79EDB">
+          <v:rect id="_x0000_i1042" style="width:0;height:1.5pt" o:hralign="center" o:hrstd="t" o:hr="t" fillcolor="#a0a0a0" stroked="f"/>
+        </w:pict>
+      </w:r>
+    </w:p>
+    <w:p>
+      <w:pPr>
+        <w:rPr>
+          <w:b/>
+          <w:bCs/>
+        </w:rPr>
+      </w:pPr>
+      <w:r>
+        <w:rPr>
+          <w:b/>
+          <w:bCs/>
+        </w:rPr>
+        <w:t>Step 4 — models.py (your database tables)</w:t>
+      </w:r>
+    </w:p>
+    <w:p>
+      <w:r>
+        <w:t>python</w:t>
+      </w:r>
+    </w:p>
+    <w:p>
+      <w:r>
+        <w:t>from flask_sqlalchemy import SQLAlchemy</w:t>
+      </w:r>
+    </w:p>
+    <w:p>
+      <w:r>
+        <w:t>from datetime import datetime</w:t>
+      </w:r>
+    </w:p>
+    <w:p/>
+    <w:p>
+      <w:r>
+        <w:t>db = SQLAlchemy()</w:t>
+      </w:r>
+    </w:p>
+    <w:p/>
+    <w:p>
+      <w:r>
+        <w:t>class User(db.Model):</w:t>
+      </w:r>
+    </w:p>
+    <w:p>
+      <w:r>
+        <w:t xml:space="preserve">    id            = db.Column(db.Integer, primary_key=True)</w:t>
+      </w:r>
+    </w:p>
+    <w:p>
+      <w:r>
+        <w:t xml:space="preserve">    name          = db.Column(db.String(80), nullable=False)</w:t>
+      </w:r>
+    </w:p>
+    <w:p>
+      <w:r>
+        <w:t xml:space="preserve">    email         = db.Column(db.String(120), unique=True, nullable=False)</w:t>
+      </w:r>
+    </w:p>
+    <w:p>
+      <w:r>
+        <w:t xml:space="preserve">    password_hash = db.Column(db.String(200), nullable=False)</w:t>
+      </w:r>
+    </w:p>
+    <w:p>
+      <w:r>
+        <w:t xml:space="preserve">    created_at    = db.Column(db.DateTime, default=datetime.utcnow)</w:t>
+      </w:r>
+    </w:p>
+    <w:p/>
+    <w:p>
+      <w:r>
+        <w:t xml:space="preserve">    chat_history = db.relationship('ChatHistory', backref='user', lazy=True)</w:t>
+      </w:r>
+    </w:p>
+    <w:p>
+      <w:r>
+        <w:t xml:space="preserve">    call_logs    = db.relationship('CallLog',     backref='user', lazy=True)</w:t>
+      </w:r>
+    </w:p>
+    <w:p/>
+    <w:p/>
+    <w:p>
+      <w:r>
+        <w:t>class ChatHistory(db.Model):</w:t>
+      </w:r>
+    </w:p>
+    <w:p>
+      <w:r>
+        <w:t xml:space="preserve">    id         = db.Column(db.Integer, primary_key=True)</w:t>
+      </w:r>
+    </w:p>
+    <w:p>
+      <w:r>
+        <w:t xml:space="preserve">    user_id    = db.Column(db.Integer, db.ForeignKey('user.id'), nullable=False)</w:t>
+      </w:r>
+    </w:p>
+    <w:p>
+      <w:r>
+        <w:t xml:space="preserve">    role       = db.Column(db.String(10), nullable=False)   # 'user' or 'bot'</w:t>
+      </w:r>
+    </w:p>
+    <w:p>
+      <w:r>
+        <w:t xml:space="preserve">    message    = db.Column(db.Text, nullable=False)</w:t>
+      </w:r>
+    </w:p>
+    <w:p>
+      <w:r>
+        <w:t xml:space="preserve">    created_at = db.Column(db.DateTime, default=datetime.utcnow)</w:t>
+      </w:r>
+    </w:p>
+    <w:p/>
+    <w:p/>
+    <w:p>
+      <w:r>
+        <w:t>class CallLog(db.Model):</w:t>
+      </w:r>
+    </w:p>
+    <w:p>
+      <w:r>
+        <w:t xml:space="preserve">    id          = db.Column(db.Integer, primary_key=True)</w:t>
+      </w:r>
+    </w:p>
+    <w:p>
+      <w:r>
+        <w:t xml:space="preserve">    user_id     = db.Column(db.Integer, db.ForeignKey('user.id'), nullable=False)</w:t>
+      </w:r>
+    </w:p>
+    <w:p>
+      <w:r>
+        <w:t xml:space="preserve">    peer_id     = db.Column(db.String(100))</w:t>
+      </w:r>
+    </w:p>
+    <w:p>
+      <w:r>
+        <w:t xml:space="preserve">    duration    = db.Column(db.Integer, default=0)   # seconds</w:t>
+      </w:r>
+    </w:p>
+    <w:p>
+      <w:r>
+        <w:t xml:space="preserve">    transcript  = db.Column(db.Text, default='')</w:t>
+      </w:r>
+    </w:p>
+    <w:p>
+      <w:r>
+        <w:t xml:space="preserve">    started_at  = db.Column(db.DateTime, default=datetime.utcnow)</w:t>
+      </w:r>
+    </w:p>
+    <w:p/>
+    <w:p/>
+    <w:p>
+      <w:r>
+        <w:t>class Report(db.Model):</w:t>
+      </w:r>
+    </w:p>
+    <w:p>
+      <w:r>
+        <w:t xml:space="preserve">    id         = db.Column(db.Integer, primary_key=True)</w:t>
+      </w:r>
+    </w:p>
+    <w:p>
+      <w:r>
+        <w:t xml:space="preserve">    name       = db.Column(db.String(80))</w:t>
+      </w:r>
+    </w:p>
+    <w:p>
+      <w:r>
+        <w:t xml:space="preserve">    type       = db.Column(db.String(50))</w:t>
+      </w:r>
+    </w:p>
+    <w:p>
+      <w:r>
+        <w:t xml:space="preserve">    message    = db.Column(db.Text, nullable=False)</w:t>
+      </w:r>
+    </w:p>
+    <w:p>
+      <w:r>
+        <w:t xml:space="preserve">    created_at = db.Column(db.DateTime, default=datetime.utcnow)</w:t>
+      </w:r>
+    </w:p>
+    <w:p>
+      <w:r>
+        <w:pict w14:anchorId="04C61D17">
+          <v:rect id="_x0000_i1043" style="width:0;height:1.5pt" o:hralign="center" o:hrstd="t" o:hr="t" fillcolor="#a0a0a0" stroked="f"/>
+        </w:pict>
+      </w:r>
+    </w:p>
+    <w:p>
+      <w:pPr>
+        <w:rPr>
+          <w:b/>
+          <w:bCs/>
+        </w:rPr>
+      </w:pPr>
+      <w:r>
+        <w:rPr>
+          <w:b/>
+          <w:bCs/>
+        </w:rPr>
+        <w:t>Step 5 — routes/auth.py (Register + Login)</w:t>
+      </w:r>
+    </w:p>
+    <w:p>
+      <w:r>
+        <w:t>python</w:t>
+      </w:r>
+    </w:p>
+    <w:p>
+      <w:r>
+        <w:t>from flask import Blueprint, request, jsonify</w:t>
+      </w:r>
+    </w:p>
+    <w:p>
+      <w:r>
+        <w:t>from flask_bcrypt import Bcrypt</w:t>
+      </w:r>
+    </w:p>
+    <w:p>
+      <w:r>
+        <w:t>from flask_jwt_extended import create_access_token</w:t>
+      </w:r>
+    </w:p>
+    <w:p>
+      <w:r>
+        <w:t>from models import db, User</w:t>
+      </w:r>
+    </w:p>
+    <w:p/>
+    <w:p>
+      <w:r>
+        <w:t>auth_bp = Blueprint('auth', __name__)</w:t>
+      </w:r>
+    </w:p>
+    <w:p>
+      <w:r>
+        <w:t>bcrypt  = Bcrypt()</w:t>
+      </w:r>
+    </w:p>
+    <w:p/>
+    <w:p>
+      <w:r>
+        <w:t>@auth_bp.route('/api/register', methods=['POST'])</w:t>
+      </w:r>
+    </w:p>
+    <w:p>
+      <w:r>
+        <w:t>def register():</w:t>
+      </w:r>
+    </w:p>
+    <w:p>
+      <w:r>
+        <w:t xml:space="preserve">    data = request.get_json()</w:t>
+      </w:r>
+    </w:p>
+    <w:p>
+      <w:r>
+        <w:t xml:space="preserve">    name     = data.get('name', '').strip()</w:t>
+      </w:r>
+    </w:p>
+    <w:p>
+      <w:r>
+        <w:t xml:space="preserve">    email    = data.get('email', '').strip().lower()</w:t>
+      </w:r>
+    </w:p>
+    <w:p>
+      <w:r>
+        <w:t xml:space="preserve">    password = data.get('password', '')</w:t>
+      </w:r>
+    </w:p>
+    <w:p/>
+    <w:p>
+      <w:r>
+        <w:t xml:space="preserve">    if not name or not email or not password:</w:t>
+      </w:r>
+    </w:p>
+    <w:p>
+      <w:r>
+        <w:t xml:space="preserve">        return jsonify({'error': 'All fields are required'}), 400</w:t>
+      </w:r>
+    </w:p>
+    <w:p/>
+    <w:p>
+      <w:r>
+        <w:t xml:space="preserve">    if User.query.filter_by(email=email).first():</w:t>
+      </w:r>
+    </w:p>
+    <w:p>
+      <w:r>
+        <w:t xml:space="preserve">        return jsonify({'error': 'Email already registered'}), 409</w:t>
+      </w:r>
+    </w:p>
+    <w:p/>
+    <w:p>
+      <w:r>
+        <w:t xml:space="preserve">    hashed = bcrypt.generate_password_hash(password).decode('utf-8')</w:t>
+      </w:r>
+    </w:p>
+    <w:p>
+      <w:r>
+        <w:t xml:space="preserve">    user   = User(name=name, email=email, password_hash=hashed)</w:t>
+      </w:r>
+    </w:p>
+    <w:p>
+      <w:r>
+        <w:t xml:space="preserve">    db.session.add(user)</w:t>
+      </w:r>
+    </w:p>
+    <w:p>
+      <w:r>
+        <w:t xml:space="preserve">    db.session.commit()</w:t>
+      </w:r>
+    </w:p>
+    <w:p/>
+    <w:p>
+      <w:r>
+        <w:t xml:space="preserve">    token = create_access_token(identity=user.id)</w:t>
+      </w:r>
+    </w:p>
+    <w:p>
+      <w:r>
+        <w:t xml:space="preserve">    return jsonify({'token': token, 'name': user.name, 'email': user.email}), 201</w:t>
+      </w:r>
+    </w:p>
+    <w:p/>
+    <w:p/>
+    <w:p>
+      <w:r>
+        <w:t>@auth_bp.route('/api/login', methods=['POST'])</w:t>
+      </w:r>
+    </w:p>
+    <w:p>
+      <w:r>
+        <w:t>def login():</w:t>
+      </w:r>
+    </w:p>
+    <w:p>
+      <w:r>
+        <w:t xml:space="preserve">    data  = request.get_json()</w:t>
+      </w:r>
+    </w:p>
+    <w:p>
+      <w:r>
+        <w:t xml:space="preserve">    email = data.get('email', '').strip().lower()</w:t>
+      </w:r>
+    </w:p>
+    <w:p>
+      <w:r>
+        <w:t xml:space="preserve">    password = data.get('password', '')</w:t>
+      </w:r>
+    </w:p>
+    <w:p/>
+    <w:p>
+      <w:r>
+        <w:t xml:space="preserve">    user = User.query.filter_by(email=email).first()</w:t>
+      </w:r>
+    </w:p>
+    <w:p>
+      <w:r>
+        <w:t xml:space="preserve">    if not user or not bcrypt.check_password_hash(user.password_hash, password):</w:t>
+      </w:r>
+    </w:p>
+    <w:p>
+      <w:r>
+        <w:t xml:space="preserve">        return jsonify({'error': 'Invalid email or password'}), 401</w:t>
+      </w:r>
+    </w:p>
+    <w:p/>
+    <w:p>
+      <w:r>
+        <w:t xml:space="preserve">    token = create_access_token(identity=user.id)</w:t>
+      </w:r>
+    </w:p>
+    <w:p>
+      <w:r>
+        <w:t xml:space="preserve">    return jsonify({'token': token, 'name': user.name, 'email': user.email}), 200</w:t>
+      </w:r>
+    </w:p>
+    <w:p>
+      <w:r>
+        <w:pict w14:anchorId="3F56B38D">
+          <v:rect id="_x0000_i1044" style="width:0;height:1.5pt" o:hralign="center" o:hrstd="t" o:hr="t" fillcolor="#a0a0a0" stroked="f"/>
+        </w:pict>
+      </w:r>
+    </w:p>
+    <w:p>
+      <w:pPr>
+        <w:rPr>
+          <w:b/>
+          <w:bCs/>
+        </w:rPr>
+      </w:pPr>
+      <w:r>
+        <w:rPr>
+          <w:b/>
+          <w:bCs/>
+        </w:rPr>
+        <w:t>Step 6 — routes/chat.py (AI Chatbot + save history)</w:t>
+      </w:r>
+    </w:p>
+    <w:p>
+      <w:r>
+        <w:t>python</w:t>
+      </w:r>
+    </w:p>
+    <w:p>
+      <w:r>
+        <w:t>from flask import Blueprint, request, jsonify</w:t>
+      </w:r>
+    </w:p>
+    <w:p>
+      <w:r>
+        <w:t>from flask_jwt_extended import jwt_required, get_jwt_identity</w:t>
+      </w:r>
+    </w:p>
+    <w:p>
+      <w:r>
+        <w:t>from models import db, ChatHistory</w:t>
+      </w:r>
+    </w:p>
+    <w:p>
+      <w:r>
+        <w:t>import anthropic, os</w:t>
+      </w:r>
+    </w:p>
+    <w:p/>
+    <w:p>
+      <w:r>
+        <w:t>chat_bp = Blueprint('chat', __name__)</w:t>
+      </w:r>
+    </w:p>
+    <w:p>
+      <w:r>
+        <w:t>client  = anthropic.Anthropic(api_key=os.getenv('ANTHROPIC_API_KEY'))</w:t>
+      </w:r>
+    </w:p>
+    <w:p/>
+    <w:p>
+      <w:r>
+        <w:t>@chat_bp.route('/api/chat', methods=['POST'])</w:t>
+      </w:r>
+    </w:p>
+    <w:p>
+      <w:r>
+        <w:t>@jwt_required()</w:t>
+      </w:r>
+    </w:p>
+    <w:p>
+      <w:r>
+        <w:t>def chat():</w:t>
+      </w:r>
+    </w:p>
+    <w:p>
+      <w:r>
+        <w:t xml:space="preserve">    user_id = get_jwt_identity()</w:t>
+      </w:r>
+    </w:p>
+    <w:p>
+      <w:r>
+        <w:t xml:space="preserve">    message = request.get_json().get('message', '').strip()</w:t>
+      </w:r>
+    </w:p>
+    <w:p>
+      <w:r>
+        <w:t xml:space="preserve">    if not message:</w:t>
+      </w:r>
+    </w:p>
+    <w:p>
+      <w:r>
+        <w:t xml:space="preserve">        return jsonify({'error': 'Empty message'}), 400</w:t>
+      </w:r>
+    </w:p>
+    <w:p/>
+    <w:p>
+      <w:r>
+        <w:t xml:space="preserve">    # Save user message</w:t>
+      </w:r>
+    </w:p>
+    <w:p>
+      <w:r>
+        <w:t xml:space="preserve">    db.session.add(ChatHistory(user_id=user_id, role='user', message=message))</w:t>
+      </w:r>
+    </w:p>
+    <w:p/>
+    <w:p>
+      <w:r>
+        <w:t xml:space="preserve">    # Call Claude</w:t>
+      </w:r>
+    </w:p>
+    <w:p>
+      <w:r>
+        <w:t xml:space="preserve">    response = client.messages.create(</w:t>
+      </w:r>
+    </w:p>
+    <w:p>
+      <w:r>
+        <w:t xml:space="preserve">        model='claude-sonnet-4-20250514',</w:t>
+      </w:r>
+    </w:p>
+    <w:p>
+      <w:r>
+        <w:t xml:space="preserve">        max_tokens=500,</w:t>
+      </w:r>
+    </w:p>
+    <w:p>
+      <w:r>
+        <w:t xml:space="preserve">        system=(</w:t>
+      </w:r>
+    </w:p>
+    <w:p>
+      <w:r>
+        <w:t xml:space="preserve">            'You are Bridge, a friendly assistant for VoiceBridge — an accessibility app '</w:t>
+      </w:r>
+    </w:p>
+    <w:p>
+      <w:r>
+        <w:t xml:space="preserve">            'for people with speech and hearing disabilities. Help users with speech-to-text, '</w:t>
+      </w:r>
+    </w:p>
+    <w:p>
+      <w:r>
+        <w:t xml:space="preserve">            'text-to-speech, live call captions, and general accessibility questions. '</w:t>
+      </w:r>
+    </w:p>
+    <w:p>
+      <w:r>
+        <w:t xml:space="preserve">            'Be warm, patient, and concise.'</w:t>
+      </w:r>
+    </w:p>
+    <w:p>
+      <w:r>
+        <w:t xml:space="preserve">        ),</w:t>
+      </w:r>
+    </w:p>
+    <w:p>
+      <w:r>
+        <w:t xml:space="preserve">        messages=[{'role': 'user', 'content': message}]</w:t>
+      </w:r>
+    </w:p>
+    <w:p>
+      <w:r>
+        <w:t xml:space="preserve">    )</w:t>
+      </w:r>
+    </w:p>
+    <w:p>
+      <w:r>
+        <w:t xml:space="preserve">    reply = response.content[0].text</w:t>
+      </w:r>
+    </w:p>
+    <w:p/>
+    <w:p>
+      <w:r>
+        <w:t xml:space="preserve">    # Save bot reply</w:t>
+      </w:r>
+    </w:p>
+    <w:p>
+      <w:r>
+        <w:t xml:space="preserve">    db.session.add(ChatHistory(user_id=user_id, role='bot', message=reply))</w:t>
+      </w:r>
+    </w:p>
+    <w:p>
+      <w:r>
+        <w:t xml:space="preserve">    db.session.commit()</w:t>
+      </w:r>
+    </w:p>
+    <w:p/>
+    <w:p>
+      <w:r>
+        <w:t xml:space="preserve">    return jsonify({'reply': reply})</w:t>
+      </w:r>
+    </w:p>
+    <w:p/>
+    <w:p/>
+    <w:p>
+      <w:r>
+        <w:t>@chat_bp.route('/api/chat/history', methods=['GET'])</w:t>
+      </w:r>
+    </w:p>
+    <w:p>
+      <w:r>
+        <w:t>@jwt_required()</w:t>
+      </w:r>
+    </w:p>
+    <w:p>
+      <w:r>
+        <w:t>def get_history():</w:t>
+      </w:r>
+    </w:p>
+    <w:p>
+      <w:r>
+        <w:t xml:space="preserve">    user_id = get_jwt_identity()</w:t>
+      </w:r>
+    </w:p>
+    <w:p>
+      <w:r>
+        <w:t xml:space="preserve">    rows = ChatHistory.query.filter_by(user_id=user_id).order_by(ChatHistory.created_at).all()</w:t>
+      </w:r>
+    </w:p>
+    <w:p>
+      <w:r>
+        <w:t xml:space="preserve">    return jsonify([</w:t>
+      </w:r>
+    </w:p>
+    <w:p>
+      <w:r>
+        <w:t xml:space="preserve">        {'role': r.role, 'message': r.message, 'time': r.created_at.isoformat()}</w:t>
+      </w:r>
+    </w:p>
+    <w:p>
+      <w:r>
+        <w:t xml:space="preserve">        for r in rows</w:t>
+      </w:r>
+    </w:p>
+    <w:p>
+      <w:r>
+        <w:t xml:space="preserve">    ])</w:t>
+      </w:r>
+    </w:p>
+    <w:p>
+      <w:r>
+        <w:pict w14:anchorId="7C330AE6">
+          <v:rect id="_x0000_i1045" style="width:0;height:1.5pt" o:hralign="center" o:hrstd="t" o:hr="t" fillcolor="#a0a0a0" stroked="f"/>
+        </w:pict>
+      </w:r>
+    </w:p>
+    <w:p>
+      <w:pPr>
+        <w:rPr>
+          <w:b/>
+          <w:bCs/>
+        </w:rPr>
+      </w:pPr>
+      <w:r>
+        <w:rPr>
+          <w:b/>
+          <w:bCs/>
+        </w:rPr>
+        <w:t>Step 7 — routes/calls.py (Save call history)</w:t>
+      </w:r>
+    </w:p>
+    <w:p>
+      <w:r>
+        <w:t>python</w:t>
+      </w:r>
+    </w:p>
+    <w:p>
+      <w:r>
+        <w:t>from flask import Blueprint, request, jsonify</w:t>
+      </w:r>
+    </w:p>
+    <w:p>
+      <w:r>
+        <w:t>from flask_jwt_extended import jwt_required, get_jwt_identity</w:t>
+      </w:r>
+    </w:p>
+    <w:p>
+      <w:r>
+        <w:t>from models import db, CallLog</w:t>
+      </w:r>
+    </w:p>
+    <w:p/>
+    <w:p>
+      <w:r>
+        <w:t>calls_bp = Blueprint('calls', __name__)</w:t>
+      </w:r>
+    </w:p>
+    <w:p/>
+    <w:p>
+      <w:r>
+        <w:t>@calls_bp.route('/api/calls', methods=['POST'])</w:t>
+      </w:r>
+    </w:p>
+    <w:p>
+      <w:r>
+        <w:t>@jwt_required()</w:t>
+      </w:r>
+    </w:p>
+    <w:p>
+      <w:r>
+        <w:t>def save_call():</w:t>
+      </w:r>
+    </w:p>
+    <w:p>
+      <w:r>
+        <w:t xml:space="preserve">    user_id = get_jwt_identity()</w:t>
+      </w:r>
+    </w:p>
+    <w:p>
+      <w:r>
+        <w:t xml:space="preserve">    data    = request.get_json()</w:t>
+      </w:r>
+    </w:p>
+    <w:p>
+      <w:r>
+        <w:t xml:space="preserve">    log = CallLog(</w:t>
+      </w:r>
+    </w:p>
+    <w:p>
+      <w:r>
+        <w:t xml:space="preserve">        user_id    = user_id,</w:t>
+      </w:r>
+    </w:p>
+    <w:p>
+      <w:r>
+        <w:t xml:space="preserve">        peer_id    = data.get('peer_id', ''),</w:t>
+      </w:r>
+    </w:p>
+    <w:p>
+      <w:r>
+        <w:t xml:space="preserve">        duration   = data.get('duration', 0),</w:t>
+      </w:r>
+    </w:p>
+    <w:p>
+      <w:r>
+        <w:t xml:space="preserve">        transcript = data.get('transcript', '')</w:t>
+      </w:r>
+    </w:p>
+    <w:p>
+      <w:r>
+        <w:t xml:space="preserve">    )</w:t>
+      </w:r>
+    </w:p>
+    <w:p>
+      <w:r>
+        <w:t xml:space="preserve">    db.session.add(log)</w:t>
+      </w:r>
+    </w:p>
+    <w:p>
+      <w:r>
+        <w:t xml:space="preserve">    db.session.commit()</w:t>
+      </w:r>
+    </w:p>
+    <w:p>
+      <w:r>
+        <w:t xml:space="preserve">    return jsonify({'saved': True}), 201</w:t>
+      </w:r>
+    </w:p>
+    <w:p/>
+    <w:p/>
+    <w:p>
+      <w:r>
+        <w:t>@calls_bp.route('/api/calls', methods=['GET'])</w:t>
+      </w:r>
+    </w:p>
+    <w:p>
+      <w:r>
+        <w:t>@jwt_required()</w:t>
+      </w:r>
+    </w:p>
+    <w:p>
+      <w:r>
+        <w:t>def get_calls():</w:t>
+      </w:r>
+    </w:p>
+    <w:p>
+      <w:r>
+        <w:t xml:space="preserve">    user_id = get_jwt_identity()</w:t>
+      </w:r>
+    </w:p>
+    <w:p>
+      <w:r>
+        <w:t xml:space="preserve">    rows = CallLog.query.filter_by(user_id=user_id).order_by(CallLog.started_at.desc()).all()</w:t>
+      </w:r>
+    </w:p>
+    <w:p>
+      <w:r>
+        <w:t xml:space="preserve">    return jsonify([</w:t>
+      </w:r>
+    </w:p>
+    <w:p>
+      <w:r>
+        <w:t xml:space="preserve">        {</w:t>
+      </w:r>
+    </w:p>
+    <w:p>
+      <w:r>
+        <w:t xml:space="preserve">            'id':         r.id,</w:t>
+      </w:r>
+    </w:p>
+    <w:p>
+      <w:r>
+        <w:t xml:space="preserve">            'peer_id':    r.peer_id,</w:t>
+      </w:r>
+    </w:p>
+    <w:p>
+      <w:r>
+        <w:t xml:space="preserve">            'duration':   r.duration,</w:t>
+      </w:r>
+    </w:p>
+    <w:p>
+      <w:r>
+        <w:t xml:space="preserve">            'transcript': r.transcript,</w:t>
+      </w:r>
+    </w:p>
+    <w:p>
+      <w:r>
+        <w:t xml:space="preserve">            'started_at': r.started_at.isoformat()</w:t>
+      </w:r>
+    </w:p>
+    <w:p>
+      <w:r>
+        <w:t xml:space="preserve">        }</w:t>
+      </w:r>
+    </w:p>
+    <w:p>
+      <w:r>
+        <w:t xml:space="preserve">        for r in rows</w:t>
+      </w:r>
+    </w:p>
+    <w:p>
+      <w:r>
+        <w:t xml:space="preserve">    ])</w:t>
+      </w:r>
+    </w:p>
+    <w:p>
+      <w:r>
+        <w:pict w14:anchorId="4D362239">
+          <v:rect id="_x0000_i1046" style="width:0;height:1.5pt" o:hralign="center" o:hrstd="t" o:hr="t" fillcolor="#a0a0a0" stroked="f"/>
+        </w:pict>
+      </w:r>
+    </w:p>
+    <w:p>
+      <w:pPr>
+        <w:rPr>
+          <w:b/>
+          <w:bCs/>
+        </w:rPr>
+      </w:pPr>
+      <w:r>
+        <w:rPr>
+          <w:b/>
+          <w:bCs/>
+        </w:rPr>
+        <w:t>Step 8 — routes/reports.py</w:t>
+      </w:r>
+    </w:p>
+    <w:p>
+      <w:r>
+        <w:t>python</w:t>
+      </w:r>
+    </w:p>
+    <w:p>
+      <w:r>
+        <w:t>from flask import Blueprint, request, jsonify</w:t>
+      </w:r>
+    </w:p>
+    <w:p>
+      <w:r>
+        <w:t>from models import db, Report</w:t>
+      </w:r>
+    </w:p>
+    <w:p/>
+    <w:p>
+      <w:r>
+        <w:t>reports_bp = Blueprint('reports', __name__)</w:t>
+      </w:r>
+    </w:p>
+    <w:p/>
+    <w:p>
+      <w:r>
+        <w:t>@reports_bp.route('/api/reports', methods=['POST'])</w:t>
+      </w:r>
+    </w:p>
+    <w:p>
+      <w:r>
+        <w:t>def submit_report():</w:t>
+      </w:r>
+    </w:p>
+    <w:p>
+      <w:r>
+        <w:t xml:space="preserve">    data    = request.get_json()</w:t>
+      </w:r>
+    </w:p>
+    <w:p>
+      <w:r>
+        <w:t xml:space="preserve">    type_   = data.get('type', '').strip()</w:t>
+      </w:r>
+    </w:p>
+    <w:p>
+      <w:r>
+        <w:t xml:space="preserve">    message = data.get('message', '').strip()</w:t>
+      </w:r>
+    </w:p>
+    <w:p/>
+    <w:p>
+      <w:r>
+        <w:t xml:space="preserve">    if not type_ or not message:</w:t>
+      </w:r>
+    </w:p>
+    <w:p>
+      <w:r>
+        <w:t xml:space="preserve">        return jsonify({'error': 'Type and message are required'}), 400</w:t>
+      </w:r>
+    </w:p>
+    <w:p/>
+    <w:p>
+      <w:r>
+        <w:t xml:space="preserve">    db.session.add(Report(</w:t>
+      </w:r>
+    </w:p>
+    <w:p>
+      <w:r>
+        <w:t xml:space="preserve">        name    = data.get('name', 'Anonymous'),</w:t>
+      </w:r>
+    </w:p>
+    <w:p>
+      <w:r>
+        <w:t xml:space="preserve">        type    = type_,</w:t>
+      </w:r>
+    </w:p>
+    <w:p>
+      <w:r>
+        <w:t xml:space="preserve">        message = message</w:t>
+      </w:r>
+    </w:p>
+    <w:p>
+      <w:r>
+        <w:t xml:space="preserve">    ))</w:t>
+      </w:r>
+    </w:p>
+    <w:p>
+      <w:r>
+        <w:t xml:space="preserve">    db.session.commit()</w:t>
+      </w:r>
+    </w:p>
+    <w:p>
+      <w:r>
+        <w:t xml:space="preserve">    return jsonify({'saved': True}), 201</w:t>
+      </w:r>
+    </w:p>
+    <w:p>
+      <w:r>
+        <w:pict w14:anchorId="30CBCA89">
+          <v:rect id="_x0000_i1047" style="width:0;height:1.5pt" o:hralign="center" o:hrstd="t" o:hr="t" fillcolor="#a0a0a0" stroked="f"/>
+        </w:pict>
+      </w:r>
+    </w:p>
+    <w:p>
+      <w:pPr>
+        <w:rPr>
+          <w:b/>
+          <w:bCs/>
+        </w:rPr>
+      </w:pPr>
+      <w:r>
+        <w:rPr>
+          <w:b/>
+          <w:bCs/>
+        </w:rPr>
+        <w:t>Step 9 — main.py (the server that starts everything)</w:t>
+      </w:r>
+    </w:p>
+    <w:p>
+      <w:r>
+        <w:t>python</w:t>
+      </w:r>
+    </w:p>
+    <w:p>
+      <w:r>
+        <w:t>from flask import Flask</w:t>
+      </w:r>
+    </w:p>
+    <w:p>
+      <w:r>
+        <w:t>from flask_cors import CORS</w:t>
+      </w:r>
+    </w:p>
+    <w:p>
+      <w:r>
+        <w:t>from flask_jwt_extended import JWTManager</w:t>
+      </w:r>
+    </w:p>
+    <w:p>
+      <w:r>
+        <w:t>from flask_bcrypt import Bcrypt</w:t>
+      </w:r>
+    </w:p>
+    <w:p>
+      <w:r>
+        <w:t>from dotenv import load_dotenv</w:t>
+      </w:r>
+    </w:p>
+    <w:p>
+      <w:r>
+        <w:t>import os</w:t>
+      </w:r>
+    </w:p>
+    <w:p/>
+    <w:p>
+      <w:r>
+        <w:t>load_dotenv()</w:t>
+      </w:r>
+    </w:p>
+    <w:p/>
+    <w:p>
+      <w:r>
+        <w:t>from models import db</w:t>
+      </w:r>
+    </w:p>
+    <w:p>
+      <w:r>
+        <w:t>from routes.auth    import auth_bp,    bcrypt</w:t>
+      </w:r>
+    </w:p>
+    <w:p>
+      <w:r>
+        <w:t>from routes.chat    import chat_bp</w:t>
+      </w:r>
+    </w:p>
+    <w:p>
+      <w:r>
+        <w:t>from routes.calls   import calls_bp</w:t>
+      </w:r>
+    </w:p>
+    <w:p>
+      <w:r>
+        <w:t>from routes.reports import reports_bp</w:t>
+      </w:r>
+    </w:p>
+    <w:p/>
+    <w:p>
+      <w:r>
+        <w:t>app = Flask(__name__)</w:t>
+      </w:r>
+    </w:p>
+    <w:p>
+      <w:r>
+        <w:t>app.config['SECRET_KEY']            = os.getenv('SECRET_KEY')</w:t>
+      </w:r>
+    </w:p>
+    <w:p>
+      <w:r>
+        <w:t>app.config['JWT_SECRET_KEY']        = os.getenv('JWT_SECRET_KEY')</w:t>
+      </w:r>
+    </w:p>
+    <w:p>
+      <w:r>
+        <w:t>app.config['SQLALCHEMY_DATABASE_URI'] = os.getenv('DATABASE_URL')</w:t>
+      </w:r>
+    </w:p>
+    <w:p>
+      <w:r>
+        <w:t>app.config['SQLALCHEMY_TRACK_MODIFICATIONS'] = False</w:t>
+      </w:r>
+    </w:p>
+    <w:p/>
+    <w:p>
+      <w:r>
+        <w:t>CORS(app, resources={r"/api/*": {"origins": "*"}})</w:t>
+      </w:r>
+    </w:p>
+    <w:p>
+      <w:r>
+        <w:t>db.init_app(app)</w:t>
+      </w:r>
+    </w:p>
+    <w:p>
+      <w:r>
+        <w:t>bcrypt.init_app(app)</w:t>
+      </w:r>
+    </w:p>
+    <w:p>
+      <w:r>
+        <w:t>JWTManager(app)</w:t>
+      </w:r>
+    </w:p>
+    <w:p/>
+    <w:p>
+      <w:r>
+        <w:t>app.register_blueprint(auth_bp)</w:t>
+      </w:r>
+    </w:p>
+    <w:p>
+      <w:r>
+        <w:t>app.register_blueprint(chat_bp)</w:t>
+      </w:r>
+    </w:p>
+    <w:p>
+      <w:r>
+        <w:t>app.register_blueprint(calls_bp)</w:t>
+      </w:r>
+    </w:p>
+    <w:p>
+      <w:r>
+        <w:t>app.register_blueprint(reports_bp)</w:t>
+      </w:r>
+    </w:p>
+    <w:p/>
+    <w:p>
+      <w:r>
+        <w:t>with app.app_context():</w:t>
+      </w:r>
+    </w:p>
+    <w:p>
+      <w:r>
+        <w:t xml:space="preserve">    db.create_all()   # creates the database file automatically</w:t>
+      </w:r>
+    </w:p>
+    <w:p/>
+    <w:p>
+      <w:r>
+        <w:t>if __name__ == '__main__':</w:t>
+      </w:r>
+    </w:p>
+    <w:p>
+      <w:r>
+        <w:t xml:space="preserve">    app.run(debug=True, port=5000)</w:t>
+      </w:r>
+    </w:p>
+    <w:p>
+      <w:r>
+        <w:pict w14:anchorId="1525BDD8">
+          <v:rect id="_x0000_i1048" style="width:0;height:1.5pt" o:hralign="center" o:hrstd="t" o:hr="t" fillcolor="#a0a0a0" stroked="f"/>
+        </w:pict>
+      </w:r>
+    </w:p>
+    <w:p>
+      <w:pPr>
+        <w:rPr>
+          <w:b/>
+          <w:bCs/>
+        </w:rPr>
+      </w:pPr>
+      <w:r>
+        <w:rPr>
+          <w:b/>
+          <w:bCs/>
+        </w:rPr>
+        <w:t>Step 10 — requirements.txt</w:t>
+      </w:r>
+    </w:p>
+    <w:p>
+      <w:r>
+        <w:t>flask</w:t>
+      </w:r>
+    </w:p>
+    <w:p>
+      <w:r>
+        <w:t>flask-cors</w:t>
+      </w:r>
+    </w:p>
+    <w:p>
+      <w:r>
+        <w:t>flask-sqlalchemy</w:t>
+      </w:r>
+    </w:p>
+    <w:p>
+      <w:r>
+        <w:t>flask-bcrypt</w:t>
+      </w:r>
+    </w:p>
+    <w:p>
+      <w:r>
+        <w:t>flask-jwt-extended</w:t>
+      </w:r>
+    </w:p>
+    <w:p>
+      <w:r>
+        <w:t>anthropic</w:t>
+      </w:r>
+    </w:p>
+    <w:p>
+      <w:r>
+        <w:t>python-dotenv</w:t>
+      </w:r>
+    </w:p>
+    <w:p>
+      <w:r>
+        <w:pict w14:anchorId="63F0B34D">
+          <v:rect id="_x0000_i1049" style="width:0;height:1.5pt" o:hralign="center" o:hrstd="t" o:hr="t" fillcolor="#a0a0a0" stroked="f"/>
+        </w:pict>
+      </w:r>
+    </w:p>
+    <w:p>
+      <w:pPr>
+        <w:rPr>
+          <w:b/>
+          <w:bCs/>
+        </w:rPr>
+      </w:pPr>
+      <w:r>
+        <w:rPr>
+          <w:b/>
+          <w:bCs/>
+        </w:rPr>
+        <w:t>Step 11 — Run it</w:t>
+      </w:r>
+    </w:p>
+    <w:p>
+      <w:r>
+        <w:t>bash</w:t>
+      </w:r>
+    </w:p>
+    <w:p>
+      <w:r>
+        <w:t>cd voicebridge/backend</w:t>
+      </w:r>
+    </w:p>
+    <w:p>
+      <w:r>
+        <w:t>python main.py</w:t>
+      </w:r>
+    </w:p>
+    <w:p>
+      <w:r>
+        <w:t>You'll see: Running on http://127.0.0.1:5000 — your backend is live. A file called voicebridge.db appears automatically in the folder with all your tables created.</w:t>
+      </w:r>
+    </w:p>
+    <w:p>
+      <w:r>
+        <w:pict w14:anchorId="241B74C7">
+          <v:rect id="_x0000_i1050" style="width:0;height:1.5pt" o:hralign="center" o:hrstd="t" o:hr="t" fillcolor="#a0a0a0" stroked="f"/>
+        </w:pict>
+      </w:r>
+    </w:p>
+    <w:p>
+      <w:pPr>
+        <w:rPr>
+          <w:b/>
+          <w:bCs/>
+        </w:rPr>
+      </w:pPr>
+      <w:r>
+        <w:rPr>
+          <w:b/>
+          <w:bCs/>
+        </w:rPr>
+        <w:t>Step 12 — Update your new.js to call the backend</w:t>
+      </w:r>
+    </w:p>
+    <w:p>
+      <w:r>
+        <w:t>Replace the hardcoded chatbot with a real API call. Add this near the top of new.js:</w:t>
+      </w:r>
+    </w:p>
+    <w:p>
+      <w:r>
+        <w:t>js</w:t>
+      </w:r>
+    </w:p>
+    <w:p>
+      <w:r>
+        <w:t>const API = 'http://localhost:5000';</w:t>
+      </w:r>
+    </w:p>
+    <w:p/>
+    <w:p>
+      <w:r>
+        <w:t>// Call this after login to save the token</w:t>
+      </w:r>
+    </w:p>
+    <w:p>
+      <w:r>
+        <w:t>const getToken = () =&gt; localStorage.getItem('vb_token');</w:t>
+      </w:r>
+    </w:p>
+    <w:p>
+      <w:r>
+        <w:t>For the chatbot, replace the chatForm submit handler:</w:t>
+      </w:r>
+    </w:p>
+    <w:p>
+      <w:r>
+        <w:t>js</w:t>
+      </w:r>
+    </w:p>
+    <w:p>
+      <w:r>
+        <w:t>chatForm.addEventListener('submit', async (e) =&gt; {</w:t>
+      </w:r>
+    </w:p>
+    <w:p>
+      <w:r>
+        <w:t xml:space="preserve">    e.preventDefault();</w:t>
+      </w:r>
+    </w:p>
+    <w:p>
+      <w:r>
+        <w:t xml:space="preserve">    const query = chatInput.value.trim();</w:t>
+      </w:r>
+    </w:p>
+    <w:p>
+      <w:r>
+        <w:t xml:space="preserve">    if (!query) return;</w:t>
+      </w:r>
+    </w:p>
+    <w:p>
+      <w:r>
+        <w:t xml:space="preserve">    addMessage(query, 'user');</w:t>
+      </w:r>
+    </w:p>
+    <w:p>
+      <w:r>
+        <w:t xml:space="preserve">    chatInput.value = '';</w:t>
+      </w:r>
+    </w:p>
+    <w:p/>
+    <w:p>
+      <w:r>
+        <w:t xml:space="preserve">    const res = await fetch(`${API}/api/chat`, {</w:t>
+      </w:r>
+    </w:p>
+    <w:p>
+      <w:r>
+        <w:t xml:space="preserve">        method: 'POST',</w:t>
+      </w:r>
+    </w:p>
+    <w:p>
+      <w:r>
+        <w:t xml:space="preserve">        headers: {</w:t>
+      </w:r>
+    </w:p>
+    <w:p>
+      <w:r>
+        <w:t xml:space="preserve">            'Content-Type': 'application/json',</w:t>
+      </w:r>
+    </w:p>
+    <w:p>
+      <w:r>
+        <w:t xml:space="preserve">            'Authorization': `Bearer ${getToken()}`</w:t>
+      </w:r>
+    </w:p>
+    <w:p>
+      <w:r>
+        <w:t xml:space="preserve">        },</w:t>
+      </w:r>
+    </w:p>
+    <w:p>
+      <w:r>
+        <w:t xml:space="preserve">        body: JSON.stringify({ message: query })</w:t>
+      </w:r>
+    </w:p>
+    <w:p>
+      <w:r>
+        <w:t xml:space="preserve">    });</w:t>
+      </w:r>
+    </w:p>
+    <w:p>
+      <w:r>
+        <w:t xml:space="preserve">    const data = await res.json();</w:t>
+      </w:r>
+    </w:p>
+    <w:p>
+      <w:r>
+        <w:t xml:space="preserve">    addMessage(data.reply, 'bot');</w:t>
+      </w:r>
+    </w:p>
+    <w:p>
+      <w:r>
+        <w:t>});</w:t>
+      </w:r>
+    </w:p>
+    <w:p>
+      <w:r>
+        <w:t>For saving a call when it ends, add inside endCall():</w:t>
+      </w:r>
+    </w:p>
+    <w:p>
+      <w:r>
+        <w:t>js</w:t>
+      </w:r>
+    </w:p>
+    <w:p>
+      <w:r>
+        <w:t>if (callActive &amp;&amp; getToken()) {</w:t>
+      </w:r>
+    </w:p>
+    <w:p>
+      <w:r>
+        <w:t xml:space="preserve">    fetch(`${API}/api/calls`, {</w:t>
+      </w:r>
+    </w:p>
+    <w:p>
+      <w:r>
+        <w:t xml:space="preserve">        method: 'POST',</w:t>
+      </w:r>
+    </w:p>
+    <w:p>
+      <w:r>
+        <w:t xml:space="preserve">        headers: {</w:t>
+      </w:r>
+    </w:p>
+    <w:p>
+      <w:r>
+        <w:t xml:space="preserve">            'Content-Type': 'application/json',</w:t>
+      </w:r>
+    </w:p>
+    <w:p>
+      <w:r>
+        <w:t xml:space="preserve">            'Authorization': `Bearer ${getToken()}`</w:t>
+      </w:r>
+    </w:p>
+    <w:p>
+      <w:r>
+        <w:t xml:space="preserve">        },</w:t>
+      </w:r>
+    </w:p>
+    <w:p>
+      <w:r>
+        <w:t xml:space="preserve">        body: JSON.stringify({</w:t>
+      </w:r>
+    </w:p>
+    <w:p>
+      <w:r>
+        <w:t xml:space="preserve">            peer_id:    remotePeerIdInput.value,</w:t>
+      </w:r>
+    </w:p>
+    <w:p>
+      <w:r>
+        <w:t xml:space="preserve">            duration:   Math.floor((Date.now() - callStartTime) / 1000),</w:t>
+      </w:r>
+    </w:p>
+    <w:p>
+      <w:r>
+        <w:t xml:space="preserve">            transcript: youCaptionEl.innerText</w:t>
+      </w:r>
+    </w:p>
+    <w:p>
+      <w:r>
+        <w:t xml:space="preserve">        })</w:t>
+      </w:r>
+    </w:p>
+    <w:p>
+      <w:r>
+        <w:t xml:space="preserve">    });</w:t>
+      </w:r>
+    </w:p>
+    <w:p>
+      <w:r>
+        <w:t>}</w:t>
+      </w:r>
+    </w:p>
+    <w:p>
+      <w:r>
+        <w:t>For the report form, replace the submit handler:</w:t>
+      </w:r>
+    </w:p>
+    <w:p>
+      <w:r>
+        <w:t>js</w:t>
+      </w:r>
+    </w:p>
+    <w:p>
+      <w:r>
+        <w:t>reportForm.addEventListener('submit', async (e) =&gt; {</w:t>
+      </w:r>
+    </w:p>
+    <w:p>
+      <w:r>
+        <w:t xml:space="preserve">    e.preventDefault();</w:t>
+      </w:r>
+    </w:p>
+    <w:p>
+      <w:r>
+        <w:t xml:space="preserve">    await fetch(`${API}/api/reports`, {</w:t>
+      </w:r>
+    </w:p>
+    <w:p>
+      <w:r>
+        <w:t xml:space="preserve">        method: 'POST',</w:t>
+      </w:r>
+    </w:p>
+    <w:p>
+      <w:r>
+        <w:t xml:space="preserve">        headers: { 'Content-Type': 'application/json' },</w:t>
+      </w:r>
+    </w:p>
+    <w:p>
+      <w:r>
+        <w:t xml:space="preserve">        body: JSON.stringify({</w:t>
+      </w:r>
+    </w:p>
+    <w:p>
+      <w:r>
+        <w:t xml:space="preserve">            name:    document.getElementById('r-name').value,</w:t>
+      </w:r>
+    </w:p>
+    <w:p>
+      <w:r>
+        <w:t xml:space="preserve">            type:    document.getElementById('r-type').value,</w:t>
+      </w:r>
+    </w:p>
+    <w:p>
+      <w:r>
+        <w:t xml:space="preserve">            message: document.getElementById('r-message').value,</w:t>
+      </w:r>
+    </w:p>
+    <w:p>
+      <w:r>
+        <w:t xml:space="preserve">        })</w:t>
+      </w:r>
+    </w:p>
+    <w:p>
+      <w:r>
+        <w:t xml:space="preserve">    });</w:t>
+      </w:r>
+    </w:p>
+    <w:p>
+      <w:r>
+        <w:t xml:space="preserve">    showToast("Report submitted! We'll get back to you soon.");</w:t>
+      </w:r>
+    </w:p>
+    <w:p>
+      <w:r>
+        <w:t xml:space="preserve">    reportForm.reset();</w:t>
+      </w:r>
+    </w:p>
+    <w:p>
+      <w:r>
+        <w:t>});</w:t>
+      </w:r>
+    </w:p>
+    <w:p>
+      <w:r>
+        <w:pict w14:anchorId="4C5BCE09">
+          <v:rect id="_x0000_i1051" style="width:0;height:1.5pt" o:hralign="center" o:hrstd="t" o:hr="t" fillcolor="#a0a0a0" stroked="f"/>
+        </w:pict>
+      </w:r>
+    </w:p>
+    <w:p>
+      <w:pPr>
+        <w:rPr>
+          <w:b/>
+          <w:bCs/>
+        </w:rPr>
+      </w:pPr>
+      <w:r>
+        <w:rPr>
+          <w:b/>
+          <w:bCs/>
+        </w:rPr>
+        <w:t>Quick summary of what you now have</w:t>
+      </w:r>
+    </w:p>
+    <w:p>
+      <w:r>
+        <w:t>Your database stores three things: user accounts (email + hashed password), chat history (every message per user), and call logs (who called, how long, the full transcript). The AI chatbot is powered by Claude and gives real answers instead of the 3 hardcoded buttons. When you're ready to go live, you swap SQLite for PostgreSQL (just change one line in .env) and deploy to Render.com for free.</w:t>
+      </w:r>
+    </w:p>
+    <w:p>
+      <w:r>
+        <w:rPr>
+          <w:noProof/>
+        </w:rPr>
+        <w:drawing>
+          <wp:inline distT="0" distB="0" distL="0" distR="0" wp14:anchorId="0A2993F4" wp14:editId="3FB2E7F9">
+            <wp:extent cx="5731510" cy="3343275"/>
+            <wp:effectExtent l="0" t="0" r="0" b="0"/>
+            <wp:docPr id="1553570190" name="Picture 1"/>
+            <wp:cNvGraphicFramePr>
+              <a:graphicFrameLocks xmlns:a="http://schemas.openxmlformats.org/drawingml/2006/main" noChangeAspect="1"/>
+            </wp:cNvGraphicFramePr>
+            <a:graphic xmlns:a="http://schemas.openxmlformats.org/drawingml/2006/main">
+              <a:graphicData uri="http://schemas.openxmlformats.org/drawingml/2006/picture">
+                <pic:pic xmlns:pic="http://schemas.openxmlformats.org/drawingml/2006/picture">
+                  <pic:nvPicPr>
+                    <pic:cNvPr id="1553570190" name=""/>
+                    <pic:cNvPicPr/>
+                  </pic:nvPicPr>
+                  <pic:blipFill>
+                    <a:blip r:embed="rId7"/>
+                    <a:stretch>
+                      <a:fillRect/>
+                    </a:stretch>
+                  </pic:blipFill>
+                  <pic:spPr>
+                    <a:xfrm>
+                      <a:off x="0" y="0"/>
+                      <a:ext cx="5731510" cy="3343275"/>
+                    </a:xfrm>
+                    <a:prstGeom prst="rect">
+                      <a:avLst/>
+                    </a:prstGeom>
+                  </pic:spPr>
+                </pic:pic>
+              </a:graphicData>
+            </a:graphic>
+          </wp:inline>
+        </w:drawing>
+      </w:r>
+    </w:p>
+    <w:p/>
+    <w:p>
+      <w:r>
+        <w:rPr>
+          <w:rFonts w:ascii="Segoe UI Emoji" w:hAnsi="Segoe UI Emoji" w:cs="Segoe UI Emoji"/>
+          <w:b/>
+          <w:bCs/>
+        </w:rPr>
+        <w:t>✅</w:t>
+      </w:r>
+      <w:r>
+        <w:rPr>
+          <w:b/>
+          <w:bCs/>
+        </w:rPr>
+        <w:t xml:space="preserve"> DONE — Backend (Flask server)</w:t>
+      </w:r>
+    </w:p>
+    <w:tbl>
+      <w:tblPr>
+        <w:tblW w:w="0" w:type="auto"/>
+        <w:tblCellSpacing w:w="15" w:type="dxa"/>
+        <w:tblCellMar>
+          <w:top w:w="15" w:type="dxa"/>
+          <w:left w:w="15" w:type="dxa"/>
+          <w:bottom w:w="15" w:type="dxa"/>
+          <w:right w:w="15" w:type="dxa"/>
+        </w:tblCellMar>
+        <w:tblLook w:val="04A0" w:firstRow="1" w:lastRow="0" w:firstColumn="1" w:lastColumn="0" w:noHBand="0" w:noVBand="1"/>
+      </w:tblPr>
+      <w:tblGrid>
+        <w:gridCol w:w="1864"/>
+        <w:gridCol w:w="995"/>
+        <w:gridCol w:w="4078"/>
+      </w:tblGrid>
+      <w:tr>
+        <w:trPr>
+          <w:tblHeader/>
+          <w:tblCellSpacing w:w="15" w:type="dxa"/>
+        </w:trPr>
+        <w:tc>
+          <w:tcPr>
+            <w:tcW w:w="0" w:type="auto"/>
+            <w:vAlign w:val="center"/>
+            <w:hideMark/>
+          </w:tcPr>
+          <w:p>
+            <w:pPr>
+              <w:rPr>
+                <w:b/>
+                <w:bCs/>
+              </w:rPr>
+            </w:pPr>
+            <w:r>
+              <w:rPr>
+                <w:b/>
+                <w:bCs/>
+              </w:rPr>
+              <w:t>File</w:t>
+            </w:r>
+          </w:p>
+        </w:tc>
+        <w:tc>
+          <w:tcPr>
+            <w:tcW w:w="0" w:type="auto"/>
+            <w:vAlign w:val="center"/>
+            <w:hideMark/>
+          </w:tcPr>
+          <w:p>
+            <w:pPr>
+              <w:rPr>
+                <w:b/>
+                <w:bCs/>
+              </w:rPr>
+            </w:pPr>
+            <w:r>
+              <w:rPr>
+                <w:b/>
+                <w:bCs/>
+              </w:rPr>
+              <w:t>Status</w:t>
+            </w:r>
+          </w:p>
+        </w:tc>
+        <w:tc>
+          <w:tcPr>
+            <w:tcW w:w="0" w:type="auto"/>
+            <w:vAlign w:val="center"/>
+            <w:hideMark/>
+          </w:tcPr>
+          <w:p>
+            <w:pPr>
+              <w:rPr>
+                <w:b/>
+                <w:bCs/>
+              </w:rPr>
+            </w:pPr>
+            <w:r>
+              <w:rPr>
+                <w:b/>
+                <w:bCs/>
+              </w:rPr>
+              <w:t>What it does</w:t>
+            </w:r>
+          </w:p>
+        </w:tc>
+      </w:tr>
+      <w:tr>
+        <w:trPr>
+          <w:tblCellSpacing w:w="15" w:type="dxa"/>
+        </w:trPr>
+        <w:tc>
+          <w:tcPr>
+            <w:tcW w:w="0" w:type="auto"/>
+            <w:vAlign w:val="center"/>
+            <w:hideMark/>
+          </w:tcPr>
+          <w:p>
+            <w:r>
+              <w:t>.env</w:t>
+            </w:r>
+          </w:p>
+        </w:tc>
+        <w:tc>
+          <w:tcPr>
+            <w:tcW w:w="0" w:type="auto"/>
+            <w:vAlign w:val="center"/>
+            <w:hideMark/>
+          </w:tcPr>
+          <w:p>
+            <w:r>
+              <w:rPr>
+                <w:rFonts w:ascii="Segoe UI Emoji" w:hAnsi="Segoe UI Emoji" w:cs="Segoe UI Emoji"/>
+              </w:rPr>
+              <w:t>✅</w:t>
+            </w:r>
+            <w:r>
+              <w:t xml:space="preserve"> Done</w:t>
+            </w:r>
+          </w:p>
+        </w:tc>
+        <w:tc>
+          <w:tcPr>
+            <w:tcW w:w="0" w:type="auto"/>
+            <w:vAlign w:val="center"/>
+            <w:hideMark/>
+          </w:tcPr>
+          <w:p>
+            <w:r>
+              <w:t>Stores your Gemini API key and secrets</w:t>
+            </w:r>
+          </w:p>
+        </w:tc>
+      </w:tr>
+      <w:tr>
+        <w:trPr>
+          <w:tblCellSpacing w:w="15" w:type="dxa"/>
+        </w:trPr>
+        <w:tc>
+          <w:tcPr>
+            <w:tcW w:w="0" w:type="auto"/>
+            <w:vAlign w:val="center"/>
+            <w:hideMark/>
+          </w:tcPr>
+          <w:p>
+            <w:r>
+              <w:t>models.py</w:t>
+            </w:r>
+          </w:p>
+        </w:tc>
+        <w:tc>
+          <w:tcPr>
+            <w:tcW w:w="0" w:type="auto"/>
+            <w:vAlign w:val="center"/>
+            <w:hideMark/>
+          </w:tcPr>
+          <w:p>
+            <w:r>
+              <w:rPr>
+                <w:rFonts w:ascii="Segoe UI Emoji" w:hAnsi="Segoe UI Emoji" w:cs="Segoe UI Emoji"/>
+              </w:rPr>
+              <w:t>✅</w:t>
+            </w:r>
+            <w:r>
+              <w:t xml:space="preserve"> Done</w:t>
+            </w:r>
+          </w:p>
+        </w:tc>
+        <w:tc>
+          <w:tcPr>
+            <w:tcW w:w="0" w:type="auto"/>
+            <w:vAlign w:val="center"/>
+            <w:hideMark/>
+          </w:tcPr>
+          <w:p>
+            <w:r>
+              <w:t>Creates 4 database tables</w:t>
+            </w:r>
+          </w:p>
+        </w:tc>
+      </w:tr>
+      <w:tr>
+        <w:trPr>
+          <w:tblCellSpacing w:w="15" w:type="dxa"/>
+        </w:trPr>
+        <w:tc>
+          <w:tcPr>
+            <w:tcW w:w="0" w:type="auto"/>
+            <w:vAlign w:val="center"/>
+            <w:hideMark/>
+          </w:tcPr>
+          <w:p>
+            <w:r>
+              <w:t>routes/auth.py</w:t>
+            </w:r>
+          </w:p>
+        </w:tc>
+        <w:tc>
+          <w:tcPr>
+            <w:tcW w:w="0" w:type="auto"/>
+            <w:vAlign w:val="center"/>
+            <w:hideMark/>
+          </w:tcPr>
+          <w:p>
+            <w:r>
+              <w:rPr>
+                <w:rFonts w:ascii="Segoe UI Emoji" w:hAnsi="Segoe UI Emoji" w:cs="Segoe UI Emoji"/>
+              </w:rPr>
+              <w:t>✅</w:t>
+            </w:r>
+            <w:r>
+              <w:t xml:space="preserve"> Done</w:t>
+            </w:r>
+          </w:p>
+        </w:tc>
+        <w:tc>
+          <w:tcPr>
+            <w:tcW w:w="0" w:type="auto"/>
+            <w:vAlign w:val="center"/>
+            <w:hideMark/>
+          </w:tcPr>
+          <w:p>
+            <w:r>
+              <w:t>Register and Login API</w:t>
+            </w:r>
+          </w:p>
+        </w:tc>
+      </w:tr>
+      <w:tr>
+        <w:trPr>
+          <w:tblCellSpacing w:w="15" w:type="dxa"/>
+        </w:trPr>
+        <w:tc>
+          <w:tcPr>
+            <w:tcW w:w="0" w:type="auto"/>
+            <w:vAlign w:val="center"/>
+            <w:hideMark/>
+          </w:tcPr>
+          <w:p>
+            <w:r>
+              <w:t>routes/chat.py</w:t>
+            </w:r>
+          </w:p>
+        </w:tc>
+        <w:tc>
+          <w:tcPr>
+            <w:tcW w:w="0" w:type="auto"/>
+            <w:vAlign w:val="center"/>
+            <w:hideMark/>
+          </w:tcPr>
+          <w:p>
+            <w:r>
+              <w:rPr>
+                <w:rFonts w:ascii="Segoe UI Emoji" w:hAnsi="Segoe UI Emoji" w:cs="Segoe UI Emoji"/>
+              </w:rPr>
+              <w:t>✅</w:t>
+            </w:r>
+            <w:r>
+              <w:t xml:space="preserve"> Done</w:t>
+            </w:r>
+          </w:p>
+        </w:tc>
+        <w:tc>
+          <w:tcPr>
+            <w:tcW w:w="0" w:type="auto"/>
+            <w:vAlign w:val="center"/>
+            <w:hideMark/>
+          </w:tcPr>
+          <w:p>
+            <w:r>
+              <w:t>AI Chatbot using Gemini</w:t>
+            </w:r>
+          </w:p>
+        </w:tc>
+      </w:tr>
+      <w:tr>
+        <w:trPr>
+          <w:tblCellSpacing w:w="15" w:type="dxa"/>
+        </w:trPr>
+        <w:tc>
+          <w:tcPr>
+            <w:tcW w:w="0" w:type="auto"/>
+            <w:vAlign w:val="center"/>
+            <w:hideMark/>
+          </w:tcPr>
+          <w:p>
+            <w:r>
+              <w:t>routes/calls.py</w:t>
+            </w:r>
+          </w:p>
+        </w:tc>
+        <w:tc>
+          <w:tcPr>
+            <w:tcW w:w="0" w:type="auto"/>
+            <w:vAlign w:val="center"/>
+            <w:hideMark/>
+          </w:tcPr>
+          <w:p>
+            <w:r>
+              <w:rPr>
+                <w:rFonts w:ascii="Segoe UI Emoji" w:hAnsi="Segoe UI Emoji" w:cs="Segoe UI Emoji"/>
+              </w:rPr>
+              <w:t>✅</w:t>
+            </w:r>
+            <w:r>
+              <w:t xml:space="preserve"> Done</w:t>
+            </w:r>
+          </w:p>
+        </w:tc>
+        <w:tc>
+          <w:tcPr>
+            <w:tcW w:w="0" w:type="auto"/>
+            <w:vAlign w:val="center"/>
+            <w:hideMark/>
+          </w:tcPr>
+          <w:p>
+            <w:r>
+              <w:t>Save and fetch call history</w:t>
+            </w:r>
+          </w:p>
+        </w:tc>
+      </w:tr>
+      <w:tr>
+        <w:trPr>
+          <w:tblCellSpacing w:w="15" w:type="dxa"/>
+        </w:trPr>
+        <w:tc>
+          <w:tcPr>
+            <w:tcW w:w="0" w:type="auto"/>
+            <w:vAlign w:val="center"/>
+            <w:hideMark/>
+          </w:tcPr>
+          <w:p>
+            <w:r>
+              <w:t>routes/reports.py</w:t>
+            </w:r>
+          </w:p>
+        </w:tc>
+        <w:tc>
+          <w:tcPr>
+            <w:tcW w:w="0" w:type="auto"/>
+            <w:vAlign w:val="center"/>
+            <w:hideMark/>
+          </w:tcPr>
+          <w:p>
+            <w:r>
+              <w:rPr>
+                <w:rFonts w:ascii="Segoe UI Emoji" w:hAnsi="Segoe UI Emoji" w:cs="Segoe UI Emoji"/>
+              </w:rPr>
+              <w:t>✅</w:t>
+            </w:r>
+            <w:r>
+              <w:t xml:space="preserve"> Done</w:t>
+            </w:r>
+          </w:p>
+        </w:tc>
+        <w:tc>
+          <w:tcPr>
+            <w:tcW w:w="0" w:type="auto"/>
+            <w:vAlign w:val="center"/>
+            <w:hideMark/>
+          </w:tcPr>
+          <w:p>
+            <w:r>
+              <w:t>Save reports to database</w:t>
+            </w:r>
+          </w:p>
+        </w:tc>
+      </w:tr>
+      <w:tr>
+        <w:trPr>
+          <w:tblCellSpacing w:w="15" w:type="dxa"/>
+        </w:trPr>
+        <w:tc>
+          <w:tcPr>
+            <w:tcW w:w="0" w:type="auto"/>
+            <w:vAlign w:val="center"/>
+            <w:hideMark/>
+          </w:tcPr>
+          <w:p>
+            <w:r>
+              <w:t>main.py</w:t>
+            </w:r>
+          </w:p>
+        </w:tc>
+        <w:tc>
+          <w:tcPr>
+            <w:tcW w:w="0" w:type="auto"/>
+            <w:vAlign w:val="center"/>
+            <w:hideMark/>
+          </w:tcPr>
+          <w:p>
+            <w:r>
+              <w:rPr>
+                <w:rFonts w:ascii="Segoe UI Emoji" w:hAnsi="Segoe UI Emoji" w:cs="Segoe UI Emoji"/>
+              </w:rPr>
+              <w:t>✅</w:t>
+            </w:r>
+            <w:r>
+              <w:t xml:space="preserve"> Done</w:t>
+            </w:r>
+          </w:p>
+        </w:tc>
+        <w:tc>
+          <w:tcPr>
+            <w:tcW w:w="0" w:type="auto"/>
+            <w:vAlign w:val="center"/>
+            <w:hideMark/>
+          </w:tcPr>
+          <w:p>
+            <w:r>
+              <w:t>Starts the server on port 5000</w:t>
+            </w:r>
+          </w:p>
+        </w:tc>
+      </w:tr>
+    </w:tbl>
+    <w:p>
+      <w:r>
+        <w:pict w14:anchorId="49BBC610">
+          <v:rect id="_x0000_i1052" style="width:0;height:1.5pt" o:hralign="center" o:hrstd="t" o:hr="t" fillcolor="#a0a0a0" stroked="f"/>
+        </w:pict>
+      </w:r>
+    </w:p>
+    <w:p>
+      <w:r>
+        <w:rPr>
+          <w:rFonts w:ascii="Segoe UI Emoji" w:hAnsi="Segoe UI Emoji" w:cs="Segoe UI Emoji"/>
+          <w:b/>
+          <w:bCs/>
+        </w:rPr>
+        <w:t>✅</w:t>
+      </w:r>
+      <w:r>
+        <w:rPr>
+          <w:b/>
+          <w:bCs/>
+        </w:rPr>
+        <w:t xml:space="preserve"> DONE — Database tables created</w:t>
+      </w:r>
+    </w:p>
+    <w:tbl>
+      <w:tblPr>
+        <w:tblW w:w="0" w:type="auto"/>
+        <w:tblCellSpacing w:w="15" w:type="dxa"/>
+        <w:tblCellMar>
+          <w:top w:w="15" w:type="dxa"/>
+          <w:left w:w="15" w:type="dxa"/>
+          <w:bottom w:w="15" w:type="dxa"/>
+          <w:right w:w="15" w:type="dxa"/>
+        </w:tblCellMar>
+        <w:tblLook w:val="04A0" w:firstRow="1" w:lastRow="0" w:firstColumn="1" w:lastColumn="0" w:noHBand="0" w:noVBand="1"/>
+      </w:tblPr>
+      <w:tblGrid>
+        <w:gridCol w:w="1320"/>
+        <w:gridCol w:w="3387"/>
+      </w:tblGrid>
+      <w:tr>
+        <w:trPr>
+          <w:tblHeader/>
+          <w:tblCellSpacing w:w="15" w:type="dxa"/>
+        </w:trPr>
+        <w:tc>
+          <w:tcPr>
+            <w:tcW w:w="0" w:type="auto"/>
+            <w:vAlign w:val="center"/>
+            <w:hideMark/>
+          </w:tcPr>
+          <w:p>
+            <w:pPr>
+              <w:rPr>
+                <w:b/>
+                <w:bCs/>
+              </w:rPr>
+            </w:pPr>
+            <w:r>
+              <w:rPr>
+                <w:b/>
+                <w:bCs/>
+              </w:rPr>
+              <w:t>Table</w:t>
+            </w:r>
+          </w:p>
+        </w:tc>
+        <w:tc>
+          <w:tcPr>
+            <w:tcW w:w="0" w:type="auto"/>
+            <w:vAlign w:val="center"/>
+            <w:hideMark/>
+          </w:tcPr>
+          <w:p>
+            <w:pPr>
+              <w:rPr>
+                <w:b/>
+                <w:bCs/>
+              </w:rPr>
+            </w:pPr>
+            <w:r>
+              <w:rPr>
+                <w:b/>
+                <w:bCs/>
+              </w:rPr>
+              <w:t>Stores</w:t>
+            </w:r>
+          </w:p>
+        </w:tc>
+      </w:tr>
+      <w:tr>
+        <w:trPr>
+          <w:tblCellSpacing w:w="15" w:type="dxa"/>
+        </w:trPr>
+        <w:tc>
+          <w:tcPr>
+            <w:tcW w:w="0" w:type="auto"/>
+            <w:vAlign w:val="center"/>
+            <w:hideMark/>
+          </w:tcPr>
+          <w:p>
+            <w:r>
+              <w:t>User</w:t>
+            </w:r>
+          </w:p>
+        </w:tc>
+        <w:tc>
+          <w:tcPr>
+            <w:tcW w:w="0" w:type="auto"/>
+            <w:vAlign w:val="center"/>
+            <w:hideMark/>
+          </w:tcPr>
+          <w:p>
+            <w:r>
+              <w:t>Name, email, password</w:t>
+            </w:r>
+          </w:p>
+        </w:tc>
+      </w:tr>
+      <w:tr>
+        <w:trPr>
+          <w:tblCellSpacing w:w="15" w:type="dxa"/>
+        </w:trPr>
+        <w:tc>
+          <w:tcPr>
+            <w:tcW w:w="0" w:type="auto"/>
+            <w:vAlign w:val="center"/>
+            <w:hideMark/>
+          </w:tcPr>
+          <w:p>
+            <w:r>
+              <w:t>CallLog</w:t>
+            </w:r>
+          </w:p>
+        </w:tc>
+        <w:tc>
+          <w:tcPr>
+            <w:tcW w:w="0" w:type="auto"/>
+            <w:vAlign w:val="center"/>
+            <w:hideMark/>
+          </w:tcPr>
+          <w:p>
+            <w:r>
+              <w:t>Call transcript, duration, peer ID</w:t>
+            </w:r>
+          </w:p>
+        </w:tc>
+      </w:tr>
+      <w:tr>
+        <w:trPr>
+          <w:tblCellSpacing w:w="15" w:type="dxa"/>
+        </w:trPr>
+        <w:tc>
+          <w:tcPr>
+            <w:tcW w:w="0" w:type="auto"/>
+            <w:vAlign w:val="center"/>
+            <w:hideMark/>
+          </w:tcPr>
+          <w:p>
+            <w:r>
+              <w:t>Report</w:t>
+            </w:r>
+          </w:p>
+        </w:tc>
+        <w:tc>
+          <w:tcPr>
+            <w:tcW w:w="0" w:type="auto"/>
+            <w:vAlign w:val="center"/>
+            <w:hideMark/>
+          </w:tcPr>
+          <w:p>
+            <w:r>
+              <w:t>Name, type, message</w:t>
+            </w:r>
+          </w:p>
+        </w:tc>
+      </w:tr>
+      <w:tr>
+        <w:trPr>
+          <w:tblCellSpacing w:w="15" w:type="dxa"/>
+        </w:trPr>
+        <w:tc>
+          <w:tcPr>
+            <w:tcW w:w="0" w:type="auto"/>
+            <w:vAlign w:val="center"/>
+            <w:hideMark/>
+          </w:tcPr>
+          <w:p>
+            <w:r>
+              <w:t>ChatHistory</w:t>
+            </w:r>
+          </w:p>
+        </w:tc>
+        <w:tc>
+          <w:tcPr>
+            <w:tcW w:w="0" w:type="auto"/>
+            <w:vAlign w:val="center"/>
+            <w:hideMark/>
+          </w:tcPr>
+          <w:p>
+            <w:r>
+              <w:t>Every chat message per user</w:t>
+            </w:r>
+          </w:p>
+        </w:tc>
+      </w:tr>
+    </w:tbl>
+    <w:p>
+      <w:r>
+        <w:pict w14:anchorId="43AA3512">
+          <v:rect id="_x0000_i1053" style="width:0;height:1.5pt" o:hralign="center" o:hrstd="t" o:hr="t" fillcolor="#a0a0a0" stroked="f"/>
+        </w:pict>
+      </w:r>
+    </w:p>
+    <w:p>
+      <w:r>
+        <w:rPr>
+          <w:rFonts w:ascii="Segoe UI Emoji" w:hAnsi="Segoe UI Emoji" w:cs="Segoe UI Emoji"/>
+          <w:b/>
+          <w:bCs/>
+        </w:rPr>
+        <w:t>🔲</w:t>
+      </w:r>
+      <w:r>
+        <w:rPr>
+          <w:b/>
+          <w:bCs/>
+        </w:rPr>
+        <w:t xml:space="preserve"> NOT DONE YET — Frontend connection</w:t>
+      </w:r>
+    </w:p>
+    <w:tbl>
+      <w:tblPr>
+        <w:tblW w:w="0" w:type="auto"/>
+        <w:tblCellSpacing w:w="15" w:type="dxa"/>
+        <w:tblCellMar>
+          <w:top w:w="15" w:type="dxa"/>
+          <w:left w:w="15" w:type="dxa"/>
+          <w:bottom w:w="15" w:type="dxa"/>
+          <w:right w:w="15" w:type="dxa"/>
+        </w:tblCellMar>
+        <w:tblLook w:val="04A0" w:firstRow="1" w:lastRow="0" w:firstColumn="1" w:lastColumn="0" w:noHBand="0" w:noVBand="1"/>
+      </w:tblPr>
+      <w:tblGrid>
+        <w:gridCol w:w="2046"/>
+        <w:gridCol w:w="1393"/>
+        <w:gridCol w:w="3696"/>
+      </w:tblGrid>
+      <w:tr>
+        <w:trPr>
+          <w:tblHeader/>
+          <w:tblCellSpacing w:w="15" w:type="dxa"/>
+        </w:trPr>
+        <w:tc>
+          <w:tcPr>
+            <w:tcW w:w="0" w:type="auto"/>
+            <w:vAlign w:val="center"/>
+            <w:hideMark/>
+          </w:tcPr>
+          <w:p>
+            <w:pPr>
+              <w:rPr>
+                <w:b/>
+                <w:bCs/>
+              </w:rPr>
+            </w:pPr>
+            <w:r>
+              <w:rPr>
+                <w:b/>
+                <w:bCs/>
+              </w:rPr>
+              <w:t>Feature</w:t>
+            </w:r>
+          </w:p>
+        </w:tc>
+        <w:tc>
+          <w:tcPr>
+            <w:tcW w:w="0" w:type="auto"/>
+            <w:vAlign w:val="center"/>
+            <w:hideMark/>
+          </w:tcPr>
+          <w:p>
+            <w:pPr>
+              <w:rPr>
+                <w:b/>
+                <w:bCs/>
+              </w:rPr>
+            </w:pPr>
+            <w:r>
+              <w:rPr>
+                <w:b/>
+                <w:bCs/>
+              </w:rPr>
+              <w:t>Status</w:t>
+            </w:r>
+          </w:p>
+        </w:tc>
+        <w:tc>
+          <w:tcPr>
+            <w:tcW w:w="0" w:type="auto"/>
+            <w:vAlign w:val="center"/>
+            <w:hideMark/>
+          </w:tcPr>
+          <w:p>
+            <w:pPr>
+              <w:rPr>
+                <w:b/>
+                <w:bCs/>
+              </w:rPr>
+            </w:pPr>
+            <w:r>
+              <w:rPr>
+                <w:b/>
+                <w:bCs/>
+              </w:rPr>
+              <w:t>What needs to happen</w:t>
+            </w:r>
+          </w:p>
+        </w:tc>
+      </w:tr>
+      <w:tr>
+        <w:trPr>
+          <w:tblCellSpacing w:w="15" w:type="dxa"/>
+        </w:trPr>
+        <w:tc>
+          <w:tcPr>
+            <w:tcW w:w="0" w:type="auto"/>
+            <w:vAlign w:val="center"/>
+            <w:hideMark/>
+          </w:tcPr>
+          <w:p>
+            <w:r>
+              <w:t>Login/Signup</w:t>
+            </w:r>
+          </w:p>
+        </w:tc>
+        <w:tc>
+          <w:tcPr>
+            <w:tcW w:w="0" w:type="auto"/>
+            <w:vAlign w:val="center"/>
+            <w:hideMark/>
+          </w:tcPr>
+          <w:p>
+            <w:r>
+              <w:rPr>
+                <w:rFonts w:ascii="Segoe UI Emoji" w:hAnsi="Segoe UI Emoji" w:cs="Segoe UI Emoji"/>
+              </w:rPr>
+              <w:t>🔲</w:t>
+            </w:r>
+            <w:r>
+              <w:t xml:space="preserve"> Not done</w:t>
+            </w:r>
+          </w:p>
+        </w:tc>
+        <w:tc>
+          <w:tcPr>
+            <w:tcW w:w="0" w:type="auto"/>
+            <w:vAlign w:val="center"/>
+            <w:hideMark/>
+          </w:tcPr>
+          <w:p>
+            <w:r>
+              <w:t>Add login form to nagish.html</w:t>
+            </w:r>
+          </w:p>
+        </w:tc>
+      </w:tr>
+      <w:tr>
+        <w:trPr>
+          <w:tblCellSpacing w:w="15" w:type="dxa"/>
+        </w:trPr>
+        <w:tc>
+          <w:tcPr>
+            <w:tcW w:w="0" w:type="auto"/>
+            <w:vAlign w:val="center"/>
+            <w:hideMark/>
+          </w:tcPr>
+          <w:p>
+            <w:r>
+              <w:t>AI Chatbot</w:t>
+            </w:r>
+          </w:p>
+        </w:tc>
+        <w:tc>
+          <w:tcPr>
+            <w:tcW w:w="0" w:type="auto"/>
+            <w:vAlign w:val="center"/>
+            <w:hideMark/>
+          </w:tcPr>
+          <w:p>
+            <w:r>
+              <w:rPr>
+                <w:rFonts w:ascii="Segoe UI Emoji" w:hAnsi="Segoe UI Emoji" w:cs="Segoe UI Emoji"/>
+              </w:rPr>
+              <w:t>🔲</w:t>
+            </w:r>
+            <w:r>
+              <w:t xml:space="preserve"> Not done</w:t>
+            </w:r>
+          </w:p>
+        </w:tc>
+        <w:tc>
+          <w:tcPr>
+            <w:tcW w:w="0" w:type="auto"/>
+            <w:vAlign w:val="center"/>
+            <w:hideMark/>
+          </w:tcPr>
+          <w:p>
+            <w:r>
+              <w:t>Connect new.js to /api/chat</w:t>
+            </w:r>
+          </w:p>
+        </w:tc>
+      </w:tr>
+      <w:tr>
+        <w:trPr>
+          <w:tblCellSpacing w:w="15" w:type="dxa"/>
+        </w:trPr>
+        <w:tc>
+          <w:tcPr>
+            <w:tcW w:w="0" w:type="auto"/>
+            <w:vAlign w:val="center"/>
+            <w:hideMark/>
+          </w:tcPr>
+          <w:p>
+            <w:r>
+              <w:t>Save call transcript</w:t>
+            </w:r>
+          </w:p>
+        </w:tc>
+        <w:tc>
+          <w:tcPr>
+            <w:tcW w:w="0" w:type="auto"/>
+            <w:vAlign w:val="center"/>
+            <w:hideMark/>
+          </w:tcPr>
+          <w:p>
+            <w:r>
+              <w:rPr>
+                <w:rFonts w:ascii="Segoe UI Emoji" w:hAnsi="Segoe UI Emoji" w:cs="Segoe UI Emoji"/>
+              </w:rPr>
+              <w:t>🔲</w:t>
+            </w:r>
+            <w:r>
+              <w:t xml:space="preserve"> Not done</w:t>
+            </w:r>
+          </w:p>
+        </w:tc>
+        <w:tc>
+          <w:tcPr>
+            <w:tcW w:w="0" w:type="auto"/>
+            <w:vAlign w:val="center"/>
+            <w:hideMark/>
+          </w:tcPr>
+          <w:p>
+            <w:r>
+              <w:t>Auto-save when call ends</w:t>
+            </w:r>
+          </w:p>
+        </w:tc>
+      </w:tr>
+      <w:tr>
+        <w:trPr>
+          <w:tblCellSpacing w:w="15" w:type="dxa"/>
+        </w:trPr>
+        <w:tc>
+          <w:tcPr>
+            <w:tcW w:w="0" w:type="auto"/>
+            <w:vAlign w:val="center"/>
+            <w:hideMark/>
+          </w:tcPr>
+          <w:p>
+            <w:r>
+              <w:t>Save reports</w:t>
+            </w:r>
+          </w:p>
+        </w:tc>
+        <w:tc>
+          <w:tcPr>
+            <w:tcW w:w="0" w:type="auto"/>
+            <w:vAlign w:val="center"/>
+            <w:hideMark/>
+          </w:tcPr>
+          <w:p>
+            <w:r>
+              <w:rPr>
+                <w:rFonts w:ascii="Segoe UI Emoji" w:hAnsi="Segoe UI Emoji" w:cs="Segoe UI Emoji"/>
+              </w:rPr>
+              <w:t>🔲</w:t>
+            </w:r>
+            <w:r>
+              <w:t xml:space="preserve"> Not done</w:t>
+            </w:r>
+          </w:p>
+        </w:tc>
+        <w:tc>
+          <w:tcPr>
+            <w:tcW w:w="0" w:type="auto"/>
+            <w:vAlign w:val="center"/>
+            <w:hideMark/>
+          </w:tcPr>
+          <w:p>
+            <w:r>
+              <w:t>Connect report form to /api/reports</w:t>
+            </w:r>
+          </w:p>
+        </w:tc>
+      </w:tr>
+      <w:tr>
+        <w:trPr>
+          <w:tblCellSpacing w:w="15" w:type="dxa"/>
+        </w:trPr>
+        <w:tc>
+          <w:tcPr>
+            <w:tcW w:w="0" w:type="auto"/>
+            <w:vAlign w:val="center"/>
+            <w:hideMark/>
+          </w:tcPr>
+          <w:p>
+            <w:r>
+              <w:t>Call history page</w:t>
+            </w:r>
+          </w:p>
+        </w:tc>
+        <w:tc>
+          <w:tcPr>
+            <w:tcW w:w="0" w:type="auto"/>
+            <w:vAlign w:val="center"/>
+            <w:hideMark/>
+          </w:tcPr>
+          <w:p>
+            <w:r>
+              <w:rPr>
+                <w:rFonts w:ascii="Segoe UI Emoji" w:hAnsi="Segoe UI Emoji" w:cs="Segoe UI Emoji"/>
+              </w:rPr>
+              <w:t>🔲</w:t>
+            </w:r>
+            <w:r>
+              <w:t xml:space="preserve"> Not done</w:t>
+            </w:r>
+          </w:p>
+        </w:tc>
+        <w:tc>
+          <w:tcPr>
+            <w:tcW w:w="0" w:type="auto"/>
+            <w:vAlign w:val="center"/>
+            <w:hideMark/>
+          </w:tcPr>
+          <w:p>
+            <w:r>
+              <w:t>Show past calls to user</w:t>
+            </w:r>
+          </w:p>
+        </w:tc>
+      </w:tr>
+    </w:tbl>
+    <w:p>
+      <w:r>
+        <w:pict w14:anchorId="73C2C489">
+          <v:rect id="_x0000_i1054" style="width:0;height:1.5pt" o:hralign="center" o:hrstd="t" o:hr="t" fillcolor="#a0a0a0" stroked="f"/>
+        </w:pict>
+      </w:r>
+    </w:p>
+    <w:p>
+      <w:r>
+        <w:rPr>
+          <w:b/>
+          <w:bCs/>
+        </w:rPr>
+        <w:t>In simple words:</w:t>
+      </w:r>
+    </w:p>
+    <w:p>
+      <w:pPr>
+        <w:numPr>
+          <w:ilvl w:val="0"/>
+          <w:numId w:val="32"/>
+        </w:numPr>
+      </w:pPr>
+      <w:r>
+        <w:t xml:space="preserve">Backend is fully built and running </w:t>
+      </w:r>
+      <w:r>
+        <w:rPr>
+          <w:rFonts w:ascii="Segoe UI Emoji" w:hAnsi="Segoe UI Emoji" w:cs="Segoe UI Emoji"/>
+        </w:rPr>
+        <w:t>✅</w:t>
+      </w:r>
+    </w:p>
+    <w:p>
+      <w:pPr>
+        <w:numPr>
+          <w:ilvl w:val="0"/>
+          <w:numId w:val="32"/>
+        </w:numPr>
+      </w:pPr>
+      <w:r>
+        <w:t xml:space="preserve">Database is ready </w:t>
+      </w:r>
+      <w:r>
+        <w:rPr>
+          <w:rFonts w:ascii="Segoe UI Emoji" w:hAnsi="Segoe UI Emoji" w:cs="Segoe UI Emoji"/>
+        </w:rPr>
+        <w:t>✅</w:t>
+      </w:r>
+    </w:p>
+    <w:p>
+      <w:pPr>
+        <w:numPr>
+          <w:ilvl w:val="0"/>
+          <w:numId w:val="32"/>
+        </w:numPr>
+      </w:pPr>
+      <w:r>
+        <w:t xml:space="preserve">Frontend still talks to nothing — we need to connect them </w:t>
+      </w:r>
+      <w:r>
+        <w:rPr>
+          <w:rFonts w:ascii="Segoe UI Emoji" w:hAnsi="Segoe UI Emoji" w:cs="Segoe UI Emoji"/>
+        </w:rPr>
+        <w:t>🔲</w:t>
+      </w:r>
+    </w:p>
+    <w:p/>
     <w:sectPr>
       <w:pgSz w:w="11906" w:h="16838"/>
       <w:pgMar w:top="1440" w:right="1440" w:bottom="1440" w:left="1440" w:header="708" w:footer="708" w:gutter="0"/>
@@ -5010,6 +7867,155 @@
     </w:lvl>
   </w:abstractNum>
   <w:abstractNum w:abstractNumId="8" w15:restartNumberingAfterBreak="0">
+    <w:nsid w:val="36DF5853"/>
+    <w:multiLevelType w:val="multilevel"/>
+    <w:tmpl w:val="7E0AD832"/>
+    <w:lvl w:ilvl="0">
+      <w:start w:val="1"/>
+      <w:numFmt w:val="bullet"/>
+      <w:lvlText w:val=""/>
+      <w:lvlJc w:val="left"/>
+      <w:pPr>
+        <w:tabs>
+          <w:tab w:val="num" w:pos="720"/>
+        </w:tabs>
+        <w:ind w:left="720" w:hanging="360"/>
+      </w:pPr>
+      <w:rPr>
+        <w:rFonts w:ascii="Symbol" w:hAnsi="Symbol" w:hint="default"/>
+        <w:sz w:val="20"/>
+      </w:rPr>
+    </w:lvl>
+    <w:lvl w:ilvl="1" w:tentative="1">
+      <w:start w:val="1"/>
+      <w:numFmt w:val="bullet"/>
+      <w:lvlText w:val="o"/>
+      <w:lvlJc w:val="left"/>
+      <w:pPr>
+        <w:tabs>
+          <w:tab w:val="num" w:pos="1440"/>
+        </w:tabs>
+        <w:ind w:left="1440" w:hanging="360"/>
+      </w:pPr>
+      <w:rPr>
+        <w:rFonts w:ascii="Courier New" w:hAnsi="Courier New" w:hint="default"/>
+        <w:sz w:val="20"/>
+      </w:rPr>
+    </w:lvl>
+    <w:lvl w:ilvl="2" w:tentative="1">
+      <w:start w:val="1"/>
+      <w:numFmt w:val="bullet"/>
+      <w:lvlText w:val=""/>
+      <w:lvlJc w:val="left"/>
+      <w:pPr>
+        <w:tabs>
+          <w:tab w:val="num" w:pos="2160"/>
+        </w:tabs>
+        <w:ind w:left="2160" w:hanging="360"/>
+      </w:pPr>
+      <w:rPr>
+        <w:rFonts w:ascii="Wingdings" w:hAnsi="Wingdings" w:hint="default"/>
+        <w:sz w:val="20"/>
+      </w:rPr>
+    </w:lvl>
+    <w:lvl w:ilvl="3" w:tentative="1">
+      <w:start w:val="1"/>
+      <w:numFmt w:val="bullet"/>
+      <w:lvlText w:val=""/>
+      <w:lvlJc w:val="left"/>
+      <w:pPr>
+        <w:tabs>
+          <w:tab w:val="num" w:pos="2880"/>
+        </w:tabs>
+        <w:ind w:left="2880" w:hanging="360"/>
+      </w:pPr>
+      <w:rPr>
+        <w:rFonts w:ascii="Wingdings" w:hAnsi="Wingdings" w:hint="default"/>
+        <w:sz w:val="20"/>
+      </w:rPr>
+    </w:lvl>
+    <w:lvl w:ilvl="4" w:tentative="1">
+      <w:start w:val="1"/>
+      <w:numFmt w:val="bullet"/>
+      <w:lvlText w:val=""/>
+      <w:lvlJc w:val="left"/>
+      <w:pPr>
+        <w:tabs>
+          <w:tab w:val="num" w:pos="3600"/>
+        </w:tabs>
+        <w:ind w:left="3600" w:hanging="360"/>
+      </w:pPr>
+      <w:rPr>
+        <w:rFonts w:ascii="Wingdings" w:hAnsi="Wingdings" w:hint="default"/>
+        <w:sz w:val="20"/>
+      </w:rPr>
+    </w:lvl>
+    <w:lvl w:ilvl="5" w:tentative="1">
+      <w:start w:val="1"/>
+      <w:numFmt w:val="bullet"/>
+      <w:lvlText w:val=""/>
+      <w:lvlJc w:val="left"/>
+      <w:pPr>
+        <w:tabs>
+          <w:tab w:val="num" w:pos="4320"/>
+        </w:tabs>
+        <w:ind w:left="4320" w:hanging="360"/>
+      </w:pPr>
+      <w:rPr>
+        <w:rFonts w:ascii="Wingdings" w:hAnsi="Wingdings" w:hint="default"/>
+        <w:sz w:val="20"/>
+      </w:rPr>
+    </w:lvl>
+    <w:lvl w:ilvl="6" w:tentative="1">
+      <w:start w:val="1"/>
+      <w:numFmt w:val="bullet"/>
+      <w:lvlText w:val=""/>
+      <w:lvlJc w:val="left"/>
+      <w:pPr>
+        <w:tabs>
+          <w:tab w:val="num" w:pos="5040"/>
+        </w:tabs>
+        <w:ind w:left="5040" w:hanging="360"/>
+      </w:pPr>
+      <w:rPr>
+        <w:rFonts w:ascii="Wingdings" w:hAnsi="Wingdings" w:hint="default"/>
+        <w:sz w:val="20"/>
+      </w:rPr>
+    </w:lvl>
+    <w:lvl w:ilvl="7" w:tentative="1">
+      <w:start w:val="1"/>
+      <w:numFmt w:val="bullet"/>
+      <w:lvlText w:val=""/>
+      <w:lvlJc w:val="left"/>
+      <w:pPr>
+        <w:tabs>
+          <w:tab w:val="num" w:pos="5760"/>
+        </w:tabs>
+        <w:ind w:left="5760" w:hanging="360"/>
+      </w:pPr>
+      <w:rPr>
+        <w:rFonts w:ascii="Wingdings" w:hAnsi="Wingdings" w:hint="default"/>
+        <w:sz w:val="20"/>
+      </w:rPr>
+    </w:lvl>
+    <w:lvl w:ilvl="8" w:tentative="1">
+      <w:start w:val="1"/>
+      <w:numFmt w:val="bullet"/>
+      <w:lvlText w:val=""/>
+      <w:lvlJc w:val="left"/>
+      <w:pPr>
+        <w:tabs>
+          <w:tab w:val="num" w:pos="6480"/>
+        </w:tabs>
+        <w:ind w:left="6480" w:hanging="360"/>
+      </w:pPr>
+      <w:rPr>
+        <w:rFonts w:ascii="Wingdings" w:hAnsi="Wingdings" w:hint="default"/>
+        <w:sz w:val="20"/>
+      </w:rPr>
+    </w:lvl>
+  </w:abstractNum>
+  <w:abstractNum w:abstractNumId="9" w15:restartNumberingAfterBreak="0">
     <w:nsid w:val="432240B9"/>
     <w:multiLevelType w:val="multilevel"/>
     <w:tmpl w:val="96A4A352"/>
@@ -5158,7 +8164,7 @@
       </w:rPr>
     </w:lvl>
   </w:abstractNum>
-  <w:abstractNum w:abstractNumId="9" w15:restartNumberingAfterBreak="0">
+  <w:abstractNum w:abstractNumId="10" w15:restartNumberingAfterBreak="0">
     <w:nsid w:val="457B532B"/>
     <w:multiLevelType w:val="multilevel"/>
     <w:tmpl w:val="BAE8EE78"/>
@@ -5307,7 +8313,7 @@
       </w:rPr>
     </w:lvl>
   </w:abstractNum>
-  <w:abstractNum w:abstractNumId="10" w15:restartNumberingAfterBreak="0">
+  <w:abstractNum w:abstractNumId="11" w15:restartNumberingAfterBreak="0">
     <w:nsid w:val="4AF73173"/>
     <w:multiLevelType w:val="multilevel"/>
     <w:tmpl w:val="916081B8"/>
@@ -5456,7 +8462,7 @@
       </w:rPr>
     </w:lvl>
   </w:abstractNum>
-  <w:abstractNum w:abstractNumId="11" w15:restartNumberingAfterBreak="0">
+  <w:abstractNum w:abstractNumId="12" w15:restartNumberingAfterBreak="0">
     <w:nsid w:val="4C60502F"/>
     <w:multiLevelType w:val="multilevel"/>
     <w:tmpl w:val="BB041FAC"/>
@@ -5605,7 +8611,7 @@
       </w:rPr>
     </w:lvl>
   </w:abstractNum>
-  <w:abstractNum w:abstractNumId="12" w15:restartNumberingAfterBreak="0">
+  <w:abstractNum w:abstractNumId="13" w15:restartNumberingAfterBreak="0">
     <w:nsid w:val="4FDD2220"/>
     <w:multiLevelType w:val="multilevel"/>
     <w:tmpl w:val="ADAC1B6C"/>
@@ -5754,7 +8760,7 @@
       </w:rPr>
     </w:lvl>
   </w:abstractNum>
-  <w:abstractNum w:abstractNumId="13" w15:restartNumberingAfterBreak="0">
+  <w:abstractNum w:abstractNumId="14" w15:restartNumberingAfterBreak="0">
     <w:nsid w:val="541444EE"/>
     <w:multiLevelType w:val="multilevel"/>
     <w:tmpl w:val="64686A90"/>
@@ -5903,7 +8909,7 @@
       </w:rPr>
     </w:lvl>
   </w:abstractNum>
-  <w:abstractNum w:abstractNumId="14" w15:restartNumberingAfterBreak="0">
+  <w:abstractNum w:abstractNumId="15" w15:restartNumberingAfterBreak="0">
     <w:nsid w:val="54557720"/>
     <w:multiLevelType w:val="multilevel"/>
     <w:tmpl w:val="A3821DAC"/>
@@ -6052,7 +9058,7 @@
       </w:rPr>
     </w:lvl>
   </w:abstractNum>
-  <w:abstractNum w:abstractNumId="15" w15:restartNumberingAfterBreak="0">
+  <w:abstractNum w:abstractNumId="16" w15:restartNumberingAfterBreak="0">
     <w:nsid w:val="56454E7D"/>
     <w:multiLevelType w:val="multilevel"/>
     <w:tmpl w:val="992A540A"/>
@@ -6165,7 +9171,7 @@
       </w:pPr>
     </w:lvl>
   </w:abstractNum>
-  <w:abstractNum w:abstractNumId="16" w15:restartNumberingAfterBreak="0">
+  <w:abstractNum w:abstractNumId="17" w15:restartNumberingAfterBreak="0">
     <w:nsid w:val="56AD606E"/>
     <w:multiLevelType w:val="multilevel"/>
     <w:tmpl w:val="3364EDC0"/>
@@ -6278,7 +9284,7 @@
       </w:pPr>
     </w:lvl>
   </w:abstractNum>
-  <w:abstractNum w:abstractNumId="17" w15:restartNumberingAfterBreak="0">
+  <w:abstractNum w:abstractNumId="18" w15:restartNumberingAfterBreak="0">
     <w:nsid w:val="59E45848"/>
     <w:multiLevelType w:val="multilevel"/>
     <w:tmpl w:val="F564B8F6"/>
@@ -6391,7 +9397,7 @@
       </w:pPr>
     </w:lvl>
   </w:abstractNum>
-  <w:abstractNum w:abstractNumId="18" w15:restartNumberingAfterBreak="0">
+  <w:abstractNum w:abstractNumId="19" w15:restartNumberingAfterBreak="0">
     <w:nsid w:val="5B034947"/>
     <w:multiLevelType w:val="multilevel"/>
     <w:tmpl w:val="E79A7CB4"/>
@@ -6540,7 +9546,7 @@
       </w:rPr>
     </w:lvl>
   </w:abstractNum>
-  <w:abstractNum w:abstractNumId="19" w15:restartNumberingAfterBreak="0">
+  <w:abstractNum w:abstractNumId="20" w15:restartNumberingAfterBreak="0">
     <w:nsid w:val="5B267786"/>
     <w:multiLevelType w:val="multilevel"/>
     <w:tmpl w:val="5D889A72"/>
@@ -6689,7 +9695,7 @@
       </w:rPr>
     </w:lvl>
   </w:abstractNum>
-  <w:abstractNum w:abstractNumId="20" w15:restartNumberingAfterBreak="0">
+  <w:abstractNum w:abstractNumId="21" w15:restartNumberingAfterBreak="0">
     <w:nsid w:val="5D6F2352"/>
     <w:multiLevelType w:val="multilevel"/>
     <w:tmpl w:val="84A8A44C"/>
@@ -6838,7 +9844,7 @@
       </w:rPr>
     </w:lvl>
   </w:abstractNum>
-  <w:abstractNum w:abstractNumId="21" w15:restartNumberingAfterBreak="0">
+  <w:abstractNum w:abstractNumId="22" w15:restartNumberingAfterBreak="0">
     <w:nsid w:val="62AA6DF9"/>
     <w:multiLevelType w:val="multilevel"/>
     <w:tmpl w:val="61383062"/>
@@ -6987,7 +9993,7 @@
       </w:rPr>
     </w:lvl>
   </w:abstractNum>
-  <w:abstractNum w:abstractNumId="22" w15:restartNumberingAfterBreak="0">
+  <w:abstractNum w:abstractNumId="23" w15:restartNumberingAfterBreak="0">
     <w:nsid w:val="6EB27673"/>
     <w:multiLevelType w:val="multilevel"/>
     <w:tmpl w:val="D960CD66"/>
@@ -7136,7 +10142,7 @@
       </w:rPr>
     </w:lvl>
   </w:abstractNum>
-  <w:abstractNum w:abstractNumId="23" w15:restartNumberingAfterBreak="0">
+  <w:abstractNum w:abstractNumId="24" w15:restartNumberingAfterBreak="0">
     <w:nsid w:val="71A507AB"/>
     <w:multiLevelType w:val="multilevel"/>
     <w:tmpl w:val="BF96858E"/>
@@ -7285,7 +10291,7 @@
       </w:rPr>
     </w:lvl>
   </w:abstractNum>
-  <w:abstractNum w:abstractNumId="24" w15:restartNumberingAfterBreak="0">
+  <w:abstractNum w:abstractNumId="25" w15:restartNumberingAfterBreak="0">
     <w:nsid w:val="7300093A"/>
     <w:multiLevelType w:val="multilevel"/>
     <w:tmpl w:val="335247E2"/>
@@ -7434,7 +10440,7 @@
       </w:rPr>
     </w:lvl>
   </w:abstractNum>
-  <w:abstractNum w:abstractNumId="25" w15:restartNumberingAfterBreak="0">
+  <w:abstractNum w:abstractNumId="26" w15:restartNumberingAfterBreak="0">
     <w:nsid w:val="77CA59F9"/>
     <w:multiLevelType w:val="multilevel"/>
     <w:tmpl w:val="E11A39B6"/>
@@ -7583,7 +10589,7 @@
       </w:rPr>
     </w:lvl>
   </w:abstractNum>
-  <w:abstractNum w:abstractNumId="26" w15:restartNumberingAfterBreak="0">
+  <w:abstractNum w:abstractNumId="27" w15:restartNumberingAfterBreak="0">
     <w:nsid w:val="786224C5"/>
     <w:multiLevelType w:val="multilevel"/>
     <w:tmpl w:val="7D76AD9C"/>
@@ -7732,7 +10738,7 @@
       </w:rPr>
     </w:lvl>
   </w:abstractNum>
-  <w:abstractNum w:abstractNumId="27" w15:restartNumberingAfterBreak="0">
+  <w:abstractNum w:abstractNumId="28" w15:restartNumberingAfterBreak="0">
     <w:nsid w:val="79F625AF"/>
     <w:multiLevelType w:val="multilevel"/>
     <w:tmpl w:val="A96E6954"/>
@@ -7881,7 +10887,7 @@
       </w:rPr>
     </w:lvl>
   </w:abstractNum>
-  <w:abstractNum w:abstractNumId="28" w15:restartNumberingAfterBreak="0">
+  <w:abstractNum w:abstractNumId="29" w15:restartNumberingAfterBreak="0">
     <w:nsid w:val="7A5E447D"/>
     <w:multiLevelType w:val="multilevel"/>
     <w:tmpl w:val="7DB03FE4"/>
@@ -8030,7 +11036,7 @@
       </w:rPr>
     </w:lvl>
   </w:abstractNum>
-  <w:abstractNum w:abstractNumId="29" w15:restartNumberingAfterBreak="0">
+  <w:abstractNum w:abstractNumId="30" w15:restartNumberingAfterBreak="0">
     <w:nsid w:val="7E652F6A"/>
     <w:multiLevelType w:val="multilevel"/>
     <w:tmpl w:val="4D30ACCC"/>
@@ -8179,7 +11185,7 @@
       </w:rPr>
     </w:lvl>
   </w:abstractNum>
-  <w:abstractNum w:abstractNumId="30" w15:restartNumberingAfterBreak="0">
+  <w:abstractNum w:abstractNumId="31" w15:restartNumberingAfterBreak="0">
     <w:nsid w:val="7F5B1DB7"/>
     <w:multiLevelType w:val="multilevel"/>
     <w:tmpl w:val="519896B8"/>
@@ -8329,46 +11335,46 @@
     </w:lvl>
   </w:abstractNum>
   <w:num w:numId="1" w16cid:durableId="1481269108">
-    <w:abstractNumId w:val="26"/>
+    <w:abstractNumId w:val="27"/>
   </w:num>
   <w:num w:numId="2" w16cid:durableId="127162318">
-    <w:abstractNumId w:val="24"/>
+    <w:abstractNumId w:val="25"/>
   </w:num>
   <w:num w:numId="3" w16cid:durableId="378171522">
     <w:abstractNumId w:val="3"/>
   </w:num>
   <w:num w:numId="4" w16cid:durableId="227300770">
-    <w:abstractNumId w:val="23"/>
+    <w:abstractNumId w:val="24"/>
   </w:num>
   <w:num w:numId="5" w16cid:durableId="1065644521">
-    <w:abstractNumId w:val="30"/>
+    <w:abstractNumId w:val="31"/>
   </w:num>
   <w:num w:numId="6" w16cid:durableId="146897157">
-    <w:abstractNumId w:val="10"/>
+    <w:abstractNumId w:val="11"/>
   </w:num>
   <w:num w:numId="7" w16cid:durableId="998923552">
-    <w:abstractNumId w:val="25"/>
+    <w:abstractNumId w:val="26"/>
   </w:num>
   <w:num w:numId="8" w16cid:durableId="838278728">
-    <w:abstractNumId w:val="17"/>
+    <w:abstractNumId w:val="18"/>
   </w:num>
   <w:num w:numId="9" w16cid:durableId="357048847">
-    <w:abstractNumId w:val="27"/>
+    <w:abstractNumId w:val="28"/>
   </w:num>
   <w:num w:numId="10" w16cid:durableId="1514949598">
-    <w:abstractNumId w:val="14"/>
+    <w:abstractNumId w:val="15"/>
   </w:num>
   <w:num w:numId="11" w16cid:durableId="220949027">
-    <w:abstractNumId w:val="8"/>
+    <w:abstractNumId w:val="9"/>
   </w:num>
   <w:num w:numId="12" w16cid:durableId="1252860510">
-    <w:abstractNumId w:val="29"/>
+    <w:abstractNumId w:val="30"/>
   </w:num>
   <w:num w:numId="13" w16cid:durableId="855845195">
     <w:abstractNumId w:val="7"/>
   </w:num>
   <w:num w:numId="14" w16cid:durableId="1443038051">
-    <w:abstractNumId w:val="21"/>
+    <w:abstractNumId w:val="22"/>
   </w:num>
   <w:num w:numId="15" w16cid:durableId="1119567403">
     <w:abstractNumId w:val="4"/>
@@ -8389,37 +11395,40 @@
     <w:abstractNumId w:val="6"/>
   </w:num>
   <w:num w:numId="21" w16cid:durableId="928153122">
-    <w:abstractNumId w:val="28"/>
+    <w:abstractNumId w:val="29"/>
   </w:num>
   <w:num w:numId="22" w16cid:durableId="408231852">
-    <w:abstractNumId w:val="9"/>
+    <w:abstractNumId w:val="10"/>
   </w:num>
   <w:num w:numId="23" w16cid:durableId="661347363">
+    <w:abstractNumId w:val="13"/>
+  </w:num>
+  <w:num w:numId="24" w16cid:durableId="1049764184">
+    <w:abstractNumId w:val="23"/>
+  </w:num>
+  <w:num w:numId="25" w16cid:durableId="1324969025">
+    <w:abstractNumId w:val="14"/>
+  </w:num>
+  <w:num w:numId="26" w16cid:durableId="1220900236">
     <w:abstractNumId w:val="12"/>
   </w:num>
-  <w:num w:numId="24" w16cid:durableId="1049764184">
-    <w:abstractNumId w:val="22"/>
-  </w:num>
-  <w:num w:numId="25" w16cid:durableId="1324969025">
-    <w:abstractNumId w:val="13"/>
-  </w:num>
-  <w:num w:numId="26" w16cid:durableId="1220900236">
-    <w:abstractNumId w:val="11"/>
-  </w:num>
   <w:num w:numId="27" w16cid:durableId="1194925455">
-    <w:abstractNumId w:val="18"/>
+    <w:abstractNumId w:val="19"/>
   </w:num>
   <w:num w:numId="28" w16cid:durableId="1282802239">
-    <w:abstractNumId w:val="15"/>
+    <w:abstractNumId w:val="16"/>
   </w:num>
   <w:num w:numId="29" w16cid:durableId="865680267">
-    <w:abstractNumId w:val="16"/>
+    <w:abstractNumId w:val="17"/>
   </w:num>
   <w:num w:numId="30" w16cid:durableId="1416516422">
-    <w:abstractNumId w:val="19"/>
+    <w:abstractNumId w:val="20"/>
   </w:num>
   <w:num w:numId="31" w16cid:durableId="1039934033">
-    <w:abstractNumId w:val="20"/>
+    <w:abstractNumId w:val="21"/>
+  </w:num>
+  <w:num w:numId="32" w16cid:durableId="929004617">
+    <w:abstractNumId w:val="8"/>
   </w:num>
 </w:numbering>
 </file>
@@ -8875,7 +11884,6 @@
     <w:next w:val="Normal"/>
     <w:link w:val="Heading3Char"/>
     <w:uiPriority w:val="9"/>
-    <w:semiHidden/>
     <w:unhideWhenUsed/>
     <w:qFormat/>
     <w:rsid w:val="00FC7B2B"/>
@@ -9082,7 +12090,6 @@
     <w:basedOn w:val="DefaultParagraphFont"/>
     <w:link w:val="Heading3"/>
     <w:uiPriority w:val="9"/>
-    <w:semiHidden/>
     <w:rsid w:val="00FC7B2B"/>
     <w:rPr>
       <w:rFonts w:eastAsiaTheme="majorEastAsia" w:cstheme="majorBidi"/>
@@ -9339,6 +12346,106 @@
       <w:color w:val="0F4761" w:themeColor="accent1" w:themeShade="BF"/>
       <w:spacing w:val="5"/>
     </w:rPr>
+  </w:style>
+  <w:style w:type="paragraph" w:customStyle="1" w:styleId="msonormal0">
+    <w:name w:val="msonormal"/>
+    <w:basedOn w:val="Normal"/>
+    <w:rsid w:val="00A1564E"/>
+    <w:pPr>
+      <w:spacing w:before="100" w:beforeAutospacing="1" w:after="100" w:afterAutospacing="1" w:line="240" w:lineRule="auto"/>
+    </w:pPr>
+    <w:rPr>
+      <w:rFonts w:ascii="Times New Roman" w:eastAsia="Times New Roman" w:hAnsi="Times New Roman" w:cs="Times New Roman"/>
+      <w:kern w:val="0"/>
+      <w:lang w:eastAsia="en-IN"/>
+      <w14:ligatures w14:val="none"/>
+    </w:rPr>
+  </w:style>
+  <w:style w:type="paragraph" w:customStyle="1" w:styleId="font-claude-response-body">
+    <w:name w:val="font-claude-response-body"/>
+    <w:basedOn w:val="Normal"/>
+    <w:rsid w:val="00A1564E"/>
+    <w:pPr>
+      <w:spacing w:before="100" w:beforeAutospacing="1" w:after="100" w:afterAutospacing="1" w:line="240" w:lineRule="auto"/>
+    </w:pPr>
+    <w:rPr>
+      <w:rFonts w:ascii="Times New Roman" w:eastAsia="Times New Roman" w:hAnsi="Times New Roman" w:cs="Times New Roman"/>
+      <w:kern w:val="0"/>
+      <w:lang w:eastAsia="en-IN"/>
+      <w14:ligatures w14:val="none"/>
+    </w:rPr>
+  </w:style>
+  <w:style w:type="paragraph" w:styleId="HTMLPreformatted">
+    <w:name w:val="HTML Preformatted"/>
+    <w:basedOn w:val="Normal"/>
+    <w:link w:val="HTMLPreformattedChar"/>
+    <w:uiPriority w:val="99"/>
+    <w:semiHidden/>
+    <w:unhideWhenUsed/>
+    <w:rsid w:val="00A1564E"/>
+    <w:pPr>
+      <w:tabs>
+        <w:tab w:val="left" w:pos="916"/>
+        <w:tab w:val="left" w:pos="1832"/>
+        <w:tab w:val="left" w:pos="2748"/>
+        <w:tab w:val="left" w:pos="3664"/>
+        <w:tab w:val="left" w:pos="4580"/>
+        <w:tab w:val="left" w:pos="5496"/>
+        <w:tab w:val="left" w:pos="6412"/>
+        <w:tab w:val="left" w:pos="7328"/>
+        <w:tab w:val="left" w:pos="8244"/>
+        <w:tab w:val="left" w:pos="9160"/>
+        <w:tab w:val="left" w:pos="10076"/>
+        <w:tab w:val="left" w:pos="10992"/>
+        <w:tab w:val="left" w:pos="11908"/>
+        <w:tab w:val="left" w:pos="12824"/>
+        <w:tab w:val="left" w:pos="13740"/>
+        <w:tab w:val="left" w:pos="14656"/>
+      </w:tabs>
+      <w:spacing w:after="0" w:line="240" w:lineRule="auto"/>
+    </w:pPr>
+    <w:rPr>
+      <w:rFonts w:ascii="Courier New" w:eastAsia="Times New Roman" w:hAnsi="Courier New" w:cs="Courier New"/>
+      <w:kern w:val="0"/>
+      <w:sz w:val="20"/>
+      <w:szCs w:val="20"/>
+      <w:lang w:eastAsia="en-IN"/>
+      <w14:ligatures w14:val="none"/>
+    </w:rPr>
+  </w:style>
+  <w:style w:type="character" w:customStyle="1" w:styleId="HTMLPreformattedChar">
+    <w:name w:val="HTML Preformatted Char"/>
+    <w:basedOn w:val="DefaultParagraphFont"/>
+    <w:link w:val="HTMLPreformatted"/>
+    <w:uiPriority w:val="99"/>
+    <w:semiHidden/>
+    <w:rsid w:val="00A1564E"/>
+    <w:rPr>
+      <w:rFonts w:ascii="Courier New" w:eastAsia="Times New Roman" w:hAnsi="Courier New" w:cs="Courier New"/>
+      <w:kern w:val="0"/>
+      <w:sz w:val="20"/>
+      <w:szCs w:val="20"/>
+      <w:lang w:eastAsia="en-IN"/>
+      <w14:ligatures w14:val="none"/>
+    </w:rPr>
+  </w:style>
+  <w:style w:type="character" w:styleId="HTMLCode">
+    <w:name w:val="HTML Code"/>
+    <w:basedOn w:val="DefaultParagraphFont"/>
+    <w:uiPriority w:val="99"/>
+    <w:semiHidden/>
+    <w:unhideWhenUsed/>
+    <w:rsid w:val="00A1564E"/>
+    <w:rPr>
+      <w:rFonts w:ascii="Courier New" w:eastAsia="Times New Roman" w:hAnsi="Courier New" w:cs="Courier New"/>
+      <w:sz w:val="20"/>
+      <w:szCs w:val="20"/>
+    </w:rPr>
+  </w:style>
+  <w:style w:type="character" w:customStyle="1" w:styleId="token">
+    <w:name w:val="token"/>
+    <w:basedOn w:val="DefaultParagraphFont"/>
+    <w:rsid w:val="00A1564E"/>
   </w:style>
 </w:styles>
 </file>
